--- a/Yimian-Liu-Resume.docx
+++ b/Yimian-Liu-Resume.docx
@@ -48,6 +48,7 @@
           <w:sz w:val="22"/>
         </w:rPr>
       </w:pPr>
+      <w:proofErr w:type="spellStart"/>
       <w:r>
         <w:rPr>
           <w:rFonts w:ascii="Calibri" w:hAnsi="Calibri" w:cs="Calibri" w:hint="eastAsia"/>
@@ -56,6 +57,7 @@
         </w:rPr>
         <w:t>i@yimian.xyz</w:t>
       </w:r>
+      <w:proofErr w:type="spellEnd"/>
       <w:r>
         <w:rPr>
           <w:rFonts w:ascii="Calibri" w:hAnsi="Calibri" w:cs="Calibri"/>
@@ -278,56 +280,42 @@
           <w:rFonts w:ascii="Calibri" w:hAnsi="Calibri" w:cs="Calibri" w:hint="eastAsia"/>
           <w:szCs w:val="21"/>
         </w:rPr>
-        <w:t>Deep Learning (A+), Computer Vision (A+), Machine Learning</w:t>
+        <w:t>Deep Learning (A+), Machine Learning</w:t>
+      </w:r>
+      <w:r>
+        <w:rPr>
+          <w:rFonts w:ascii="Calibri" w:hAnsi="Calibri" w:cs="Calibri"/>
+          <w:szCs w:val="21"/>
+        </w:rPr>
+        <w:t xml:space="preserve">, </w:t>
       </w:r>
       <w:r>
         <w:rPr>
           <w:rFonts w:ascii="Calibri" w:hAnsi="Calibri" w:cs="Calibri" w:hint="eastAsia"/>
           <w:szCs w:val="21"/>
         </w:rPr>
-        <w:t xml:space="preserve"> (A)</w:t>
-      </w:r>
-      <w:r>
-        <w:rPr>
-          <w:rFonts w:ascii="Calibri" w:hAnsi="Calibri" w:cs="Calibri"/>
-          <w:szCs w:val="21"/>
-        </w:rPr>
-        <w:t>, Distributed Computing Principles</w:t>
+        <w:t>Computer Vision</w:t>
       </w:r>
       <w:r>
         <w:rPr>
           <w:rFonts w:ascii="Calibri" w:hAnsi="Calibri" w:cs="Calibri" w:hint="eastAsia"/>
           <w:szCs w:val="21"/>
         </w:rPr>
-        <w:t xml:space="preserve">, </w:t>
-      </w:r>
-      <w:r>
-        <w:rPr>
-          <w:rFonts w:ascii="Calibri" w:hAnsi="Calibri" w:cs="Calibri"/>
-          <w:szCs w:val="21"/>
-        </w:rPr>
-        <w:t xml:space="preserve">Computer Networks, </w:t>
+        <w:t>,</w:t>
       </w:r>
       <w:r>
         <w:rPr>
           <w:rFonts w:ascii="Calibri" w:hAnsi="Calibri" w:cs="Calibri" w:hint="eastAsia"/>
           <w:szCs w:val="21"/>
         </w:rPr>
-        <w:t>E</w:t>
-      </w:r>
-      <w:r>
-        <w:rPr>
-          <w:rFonts w:ascii="Calibri" w:hAnsi="Calibri" w:cs="Calibri"/>
-          <w:szCs w:val="21"/>
-        </w:rPr>
-        <w:t>mbedded Operating System, Digital Systems with Microcontrollers</w:t>
+        <w:t xml:space="preserve"> </w:t>
       </w:r>
       <w:r>
         <w:rPr>
           <w:rFonts w:ascii="Calibri" w:hAnsi="Calibri" w:cs="Calibri" w:hint="eastAsia"/>
           <w:szCs w:val="21"/>
         </w:rPr>
-        <w:t xml:space="preserve">, </w:t>
+        <w:t xml:space="preserve">Python Programming, </w:t>
       </w:r>
       <w:r>
         <w:rPr>
@@ -335,6 +323,32 @@
           <w:szCs w:val="21"/>
         </w:rPr>
         <w:t>UNIX Tools and Scripting</w:t>
+      </w:r>
+    </w:p>
+    <w:p>
+      <w:pPr>
+        <w:spacing w:line="260" w:lineRule="exact"/>
+        <w:jc w:val="left"/>
+        <w:rPr>
+          <w:rFonts w:ascii="Calibri" w:hAnsi="Calibri" w:cs="Calibri" w:hint="eastAsia"/>
+          <w:szCs w:val="21"/>
+        </w:rPr>
+      </w:pPr>
+      <w:r>
+        <w:rPr>
+          <w:rFonts w:ascii="Calibri" w:hAnsi="Calibri" w:cs="Calibri"/>
+          <w:b/>
+          <w:bCs/>
+          <w:szCs w:val="21"/>
+        </w:rPr>
+        <w:t>Focus:</w:t>
+      </w:r>
+      <w:r>
+        <w:rPr>
+          <w:rFonts w:ascii="Calibri" w:hAnsi="Calibri" w:cs="Calibri"/>
+          <w:szCs w:val="21"/>
+        </w:rPr>
+        <w:t xml:space="preserve"> statistical learning, probabilistic modeling, and computational methods for prediction and decision support.</w:t>
       </w:r>
     </w:p>
     <w:p>
@@ -489,6 +503,240 @@
     </w:p>
     <w:p>
       <w:pPr>
+        <w:tabs>
+          <w:tab w:val="right" w:pos="10915"/>
+        </w:tabs>
+        <w:spacing w:line="260" w:lineRule="exact"/>
+        <w:jc w:val="left"/>
+        <w:rPr>
+          <w:rFonts w:ascii="Calibri" w:hAnsi="Calibri" w:cs="Calibri" w:hint="eastAsia"/>
+          <w:i/>
+          <w:iCs/>
+          <w:szCs w:val="21"/>
+        </w:rPr>
+      </w:pPr>
+      <w:r>
+        <w:rPr>
+          <w:rFonts w:ascii="Calibri" w:hAnsi="Calibri" w:cs="Calibri"/>
+          <w:b/>
+          <w:bCs/>
+          <w:szCs w:val="21"/>
+        </w:rPr>
+        <w:t>Relevant coursework</w:t>
+      </w:r>
+      <w:r>
+        <w:rPr>
+          <w:rFonts w:ascii="Calibri" w:hAnsi="Calibri" w:cs="Calibri"/>
+          <w:szCs w:val="21"/>
+        </w:rPr>
+        <w:t>:</w:t>
+      </w:r>
+      <w:r>
+        <w:rPr>
+          <w:rFonts w:ascii="Calibri" w:hAnsi="Calibri" w:cs="Calibri" w:hint="eastAsia"/>
+          <w:szCs w:val="21"/>
+        </w:rPr>
+        <w:t xml:space="preserve"> </w:t>
+      </w:r>
+      <w:r>
+        <w:rPr>
+          <w:rFonts w:ascii="Calibri" w:hAnsi="Calibri" w:cs="Calibri"/>
+          <w:szCs w:val="21"/>
+        </w:rPr>
+        <w:t>Linear Algebra</w:t>
+      </w:r>
+      <w:r>
+        <w:rPr>
+          <w:rFonts w:ascii="Calibri" w:hAnsi="Calibri" w:cs="Calibri" w:hint="eastAsia"/>
+          <w:szCs w:val="21"/>
+        </w:rPr>
+        <w:t xml:space="preserve">, </w:t>
+      </w:r>
+      <w:r>
+        <w:rPr>
+          <w:rFonts w:ascii="Calibri" w:hAnsi="Calibri" w:cs="Calibri" w:hint="eastAsia"/>
+          <w:szCs w:val="21"/>
+        </w:rPr>
+        <w:t xml:space="preserve">Calculus, </w:t>
+      </w:r>
+      <w:r>
+        <w:rPr>
+          <w:rFonts w:ascii="Calibri" w:hAnsi="Calibri" w:cs="Calibri"/>
+          <w:szCs w:val="21"/>
+        </w:rPr>
+        <w:t>Multivariable</w:t>
+      </w:r>
+      <w:r>
+        <w:rPr>
+          <w:rFonts w:ascii="Calibri" w:hAnsi="Calibri" w:cs="Calibri" w:hint="eastAsia"/>
+          <w:szCs w:val="21"/>
+        </w:rPr>
+        <w:t xml:space="preserve"> </w:t>
+      </w:r>
+      <w:r>
+        <w:rPr>
+          <w:rFonts w:ascii="Calibri" w:hAnsi="Calibri" w:cs="Calibri"/>
+          <w:szCs w:val="21"/>
+        </w:rPr>
+        <w:t>Calculus</w:t>
+      </w:r>
+      <w:r>
+        <w:rPr>
+          <w:rFonts w:ascii="Calibri" w:hAnsi="Calibri" w:cs="Calibri" w:hint="eastAsia"/>
+          <w:szCs w:val="21"/>
+        </w:rPr>
+        <w:t xml:space="preserve">, </w:t>
+      </w:r>
+      <w:r>
+        <w:rPr>
+          <w:rFonts w:ascii="Calibri" w:hAnsi="Calibri" w:cs="Calibri"/>
+          <w:szCs w:val="21"/>
+        </w:rPr>
+        <w:t>Probability</w:t>
+      </w:r>
+      <w:r>
+        <w:rPr>
+          <w:rFonts w:ascii="Calibri" w:hAnsi="Calibri" w:cs="Calibri" w:hint="eastAsia"/>
+          <w:szCs w:val="21"/>
+        </w:rPr>
+        <w:t xml:space="preserve"> &amp; </w:t>
+      </w:r>
+      <w:r>
+        <w:rPr>
+          <w:rFonts w:ascii="Calibri" w:hAnsi="Calibri" w:cs="Calibri"/>
+          <w:szCs w:val="21"/>
+        </w:rPr>
+        <w:t>Statistics</w:t>
+      </w:r>
+      <w:r>
+        <w:rPr>
+          <w:rFonts w:ascii="Calibri" w:hAnsi="Calibri" w:cs="Calibri" w:hint="eastAsia"/>
+          <w:szCs w:val="21"/>
+        </w:rPr>
+        <w:t>, Random Processes</w:t>
+      </w:r>
+      <w:r>
+        <w:rPr>
+          <w:rFonts w:ascii="Calibri" w:hAnsi="Calibri" w:cs="Calibri" w:hint="eastAsia"/>
+          <w:szCs w:val="21"/>
+        </w:rPr>
+        <w:t xml:space="preserve">, </w:t>
+      </w:r>
+      <w:r>
+        <w:rPr>
+          <w:rFonts w:ascii="Calibri" w:hAnsi="Calibri" w:cs="Calibri"/>
+          <w:szCs w:val="21"/>
+        </w:rPr>
+        <w:t xml:space="preserve">Vector </w:t>
+      </w:r>
+      <w:r>
+        <w:rPr>
+          <w:rFonts w:ascii="Calibri" w:hAnsi="Calibri" w:cs="Calibri" w:hint="eastAsia"/>
+          <w:szCs w:val="21"/>
+        </w:rPr>
+        <w:t>A</w:t>
+      </w:r>
+      <w:r>
+        <w:rPr>
+          <w:rFonts w:ascii="Calibri" w:hAnsi="Calibri" w:cs="Calibri"/>
+          <w:szCs w:val="21"/>
+        </w:rPr>
+        <w:t xml:space="preserve">nalysis, </w:t>
+      </w:r>
+      <w:r>
+        <w:rPr>
+          <w:rFonts w:ascii="Calibri" w:hAnsi="Calibri" w:cs="Calibri" w:hint="eastAsia"/>
+          <w:szCs w:val="21"/>
+        </w:rPr>
+        <w:t>C</w:t>
+      </w:r>
+      <w:r>
+        <w:rPr>
+          <w:rFonts w:ascii="Calibri" w:hAnsi="Calibri" w:cs="Calibri"/>
+          <w:szCs w:val="21"/>
+        </w:rPr>
+        <w:t xml:space="preserve">omplex </w:t>
+      </w:r>
+      <w:r>
+        <w:rPr>
+          <w:rFonts w:ascii="Calibri" w:hAnsi="Calibri" w:cs="Calibri" w:hint="eastAsia"/>
+          <w:szCs w:val="21"/>
+        </w:rPr>
+        <w:t>F</w:t>
+      </w:r>
+      <w:r>
+        <w:rPr>
+          <w:rFonts w:ascii="Calibri" w:hAnsi="Calibri" w:cs="Calibri"/>
+          <w:szCs w:val="21"/>
+        </w:rPr>
+        <w:t>unctions</w:t>
+      </w:r>
+      <w:r>
+        <w:rPr>
+          <w:rFonts w:ascii="Calibri" w:hAnsi="Calibri" w:cs="Calibri" w:hint="eastAsia"/>
+          <w:szCs w:val="21"/>
+        </w:rPr>
+        <w:t xml:space="preserve">, </w:t>
+      </w:r>
+      <w:r>
+        <w:rPr>
+          <w:rFonts w:ascii="Calibri" w:hAnsi="Calibri" w:cs="Calibri"/>
+          <w:szCs w:val="21"/>
+        </w:rPr>
+        <w:t>Field Theory, Partial Differential Equations</w:t>
+      </w:r>
+      <w:r>
+        <w:rPr>
+          <w:rFonts w:ascii="Calibri" w:hAnsi="Calibri" w:cs="Calibri" w:hint="eastAsia"/>
+          <w:szCs w:val="21"/>
+        </w:rPr>
+        <w:t>,</w:t>
+      </w:r>
+      <w:r>
+        <w:rPr>
+          <w:rFonts w:ascii="Calibri" w:hAnsi="Calibri" w:cs="Calibri"/>
+          <w:szCs w:val="21"/>
+        </w:rPr>
+        <w:t xml:space="preserve"> C Programming</w:t>
+      </w:r>
+      <w:r>
+        <w:rPr>
+          <w:rFonts w:ascii="Calibri" w:hAnsi="Calibri" w:cs="Calibri" w:hint="eastAsia"/>
+          <w:szCs w:val="21"/>
+        </w:rPr>
+        <w:t>,</w:t>
+      </w:r>
+      <w:r>
+        <w:rPr>
+          <w:rFonts w:ascii="Calibri" w:hAnsi="Calibri" w:cs="Calibri"/>
+          <w:szCs w:val="21"/>
+        </w:rPr>
+        <w:t xml:space="preserve"> </w:t>
+      </w:r>
+      <w:r>
+        <w:rPr>
+          <w:rFonts w:ascii="Calibri" w:hAnsi="Calibri" w:cs="Calibri"/>
+          <w:szCs w:val="21"/>
+        </w:rPr>
+        <w:t>Signals and System</w:t>
+      </w:r>
+      <w:r>
+        <w:rPr>
+          <w:rFonts w:ascii="Calibri" w:hAnsi="Calibri" w:cs="Calibri" w:hint="eastAsia"/>
+          <w:szCs w:val="21"/>
+        </w:rPr>
+        <w:t xml:space="preserve">, </w:t>
+      </w:r>
+      <w:r>
+        <w:rPr>
+          <w:rFonts w:ascii="Calibri" w:hAnsi="Calibri" w:cs="Calibri"/>
+          <w:szCs w:val="21"/>
+        </w:rPr>
+        <w:t>Neural Networks</w:t>
+      </w:r>
+    </w:p>
+    <w:p>
+      <w:pPr>
         <w:pBdr>
           <w:bottom w:val="single" w:sz="4" w:space="1" w:color="auto"/>
         </w:pBdr>
@@ -518,418 +766,11 @@
         <w:spacing w:line="260" w:lineRule="exact"/>
         <w:jc w:val="left"/>
         <w:rPr>
-          <w:rFonts w:ascii="Calibri" w:hAnsi="Calibri" w:cs="Calibri"/>
-          <w:b/>
-          <w:bCs/>
-          <w:szCs w:val="21"/>
-        </w:rPr>
-      </w:pPr>
-      <w:r>
-        <w:rPr>
-          <w:rFonts w:ascii="Calibri" w:hAnsi="Calibri" w:cs="Calibri"/>
-          <w:b/>
-          <w:bCs/>
-          <w:szCs w:val="21"/>
-        </w:rPr>
-        <w:t>Programming Languages</w:t>
-      </w:r>
-      <w:r>
-        <w:rPr>
-          <w:rFonts w:ascii="Calibri" w:hAnsi="Calibri" w:cs="Calibri"/>
-          <w:szCs w:val="21"/>
-        </w:rPr>
-        <w:t>:</w:t>
-      </w:r>
-      <w:r>
-        <w:rPr>
-          <w:rFonts w:ascii="Calibri" w:hAnsi="Calibri" w:cs="Calibri"/>
-          <w:b/>
-          <w:bCs/>
-          <w:szCs w:val="21"/>
-        </w:rPr>
-        <w:t xml:space="preserve"> </w:t>
-      </w:r>
-      <w:r>
-        <w:rPr>
-          <w:rFonts w:ascii="Calibri" w:hAnsi="Calibri" w:cs="Calibri"/>
-          <w:szCs w:val="21"/>
-        </w:rPr>
-        <w:t xml:space="preserve">Python, </w:t>
-      </w:r>
-      <w:r>
-        <w:rPr>
-          <w:rFonts w:ascii="Calibri" w:hAnsi="Calibri" w:cs="Calibri" w:hint="eastAsia"/>
-          <w:szCs w:val="21"/>
-        </w:rPr>
-        <w:t>Type</w:t>
-      </w:r>
-      <w:r>
-        <w:rPr>
-          <w:rFonts w:ascii="Calibri" w:hAnsi="Calibri" w:cs="Calibri" w:hint="eastAsia"/>
-          <w:szCs w:val="21"/>
-        </w:rPr>
-        <w:t>Script</w:t>
-      </w:r>
-      <w:r>
-        <w:rPr>
-          <w:rFonts w:ascii="Calibri" w:hAnsi="Calibri" w:cs="Calibri"/>
-          <w:szCs w:val="21"/>
-        </w:rPr>
-        <w:t xml:space="preserve">, </w:t>
-      </w:r>
-      <w:r>
-        <w:rPr>
-          <w:rFonts w:ascii="Calibri" w:hAnsi="Calibri" w:cs="Calibri" w:hint="eastAsia"/>
-          <w:szCs w:val="21"/>
-        </w:rPr>
-        <w:t>Java</w:t>
-      </w:r>
-      <w:r>
-        <w:rPr>
-          <w:rFonts w:ascii="Calibri" w:hAnsi="Calibri" w:cs="Calibri" w:hint="eastAsia"/>
-          <w:szCs w:val="21"/>
-        </w:rPr>
-        <w:t xml:space="preserve">Script, </w:t>
-      </w:r>
-      <w:r>
-        <w:rPr>
-          <w:rFonts w:ascii="Calibri" w:hAnsi="Calibri" w:cs="Calibri"/>
-          <w:szCs w:val="21"/>
-        </w:rPr>
-        <w:t>C, C++,</w:t>
-      </w:r>
-      <w:r>
-        <w:rPr>
-          <w:rFonts w:ascii="Calibri" w:hAnsi="Calibri" w:cs="Calibri"/>
-          <w:szCs w:val="21"/>
-        </w:rPr>
-        <w:t xml:space="preserve"> </w:t>
-      </w:r>
-      <w:r>
-        <w:rPr>
-          <w:rFonts w:ascii="Calibri" w:hAnsi="Calibri" w:cs="Calibri" w:hint="eastAsia"/>
-          <w:szCs w:val="21"/>
-        </w:rPr>
-        <w:t xml:space="preserve">HTML/CSS, </w:t>
-      </w:r>
-      <w:r>
-        <w:rPr>
-          <w:rFonts w:ascii="Calibri" w:hAnsi="Calibri" w:cs="Calibri" w:hint="eastAsia"/>
-          <w:szCs w:val="21"/>
-        </w:rPr>
-        <w:t>Java</w:t>
-      </w:r>
-      <w:r>
-        <w:rPr>
-          <w:rFonts w:ascii="Calibri" w:hAnsi="Calibri" w:cs="Calibri"/>
-          <w:szCs w:val="21"/>
-        </w:rPr>
-        <w:t>,</w:t>
-      </w:r>
-      <w:r>
-        <w:rPr>
-          <w:rFonts w:ascii="Calibri" w:hAnsi="Calibri" w:cs="Calibri"/>
-          <w:szCs w:val="21"/>
-        </w:rPr>
-        <w:t xml:space="preserve"> </w:t>
-      </w:r>
-      <w:r>
-        <w:rPr>
-          <w:rFonts w:hint="eastAsia"/>
-          <w:szCs w:val="21"/>
-        </w:rPr>
-        <w:t xml:space="preserve">Go, Rust, </w:t>
-      </w:r>
-      <w:r>
-        <w:rPr>
-          <w:szCs w:val="21"/>
-        </w:rPr>
-        <w:t>SQL</w:t>
-      </w:r>
-      <w:r>
-        <w:rPr>
-          <w:rFonts w:ascii="Calibri" w:hAnsi="Calibri" w:cs="Calibri"/>
-          <w:szCs w:val="21"/>
-        </w:rPr>
-        <w:t>, Bash</w:t>
-      </w:r>
-      <w:r>
-        <w:rPr>
-          <w:rFonts w:ascii="Calibri" w:hAnsi="Calibri" w:cs="Calibri" w:hint="eastAsia"/>
-          <w:szCs w:val="21"/>
-        </w:rPr>
-        <w:t xml:space="preserve">, </w:t>
-      </w:r>
-      <w:r>
-        <w:rPr>
-          <w:rFonts w:ascii="Calibri" w:hAnsi="Calibri" w:cs="Calibri"/>
-          <w:szCs w:val="21"/>
-        </w:rPr>
-        <w:t>Shell</w:t>
-      </w:r>
-    </w:p>
-    <w:p>
-      <w:pPr>
-        <w:spacing w:line="260" w:lineRule="exact"/>
-        <w:jc w:val="left"/>
-        <w:rPr>
-          <w:rFonts w:ascii="Calibri" w:hAnsi="Calibri" w:cs="Calibri"/>
-          <w:b/>
-          <w:bCs/>
-          <w:szCs w:val="21"/>
-        </w:rPr>
-      </w:pPr>
-      <w:r>
-        <w:rPr>
-          <w:rFonts w:ascii="Calibri" w:hAnsi="Calibri" w:cs="Calibri"/>
-          <w:b/>
-          <w:bCs/>
-          <w:szCs w:val="21"/>
-        </w:rPr>
-        <w:t>Tools/</w:t>
-      </w:r>
-      <w:r>
-        <w:rPr>
           <w:rFonts w:ascii="Calibri" w:hAnsi="Calibri" w:cs="Calibri" w:hint="eastAsia"/>
           <w:b/>
           <w:bCs/>
           <w:szCs w:val="21"/>
         </w:rPr>
-        <w:t>Frameworks</w:t>
-      </w:r>
-      <w:r>
-        <w:rPr>
-          <w:rFonts w:ascii="Calibri" w:hAnsi="Calibri" w:cs="Calibri"/>
-          <w:szCs w:val="21"/>
-        </w:rPr>
-        <w:t>:</w:t>
-      </w:r>
-      <w:r>
-        <w:rPr>
-          <w:rFonts w:ascii="Calibri" w:hAnsi="Calibri" w:cs="Calibri"/>
-          <w:szCs w:val="21"/>
-        </w:rPr>
-        <w:t xml:space="preserve"> </w:t>
-      </w:r>
-      <w:r>
-        <w:rPr>
-          <w:rFonts w:ascii="Calibri" w:hAnsi="Calibri" w:cs="Calibri"/>
-          <w:szCs w:val="21"/>
-        </w:rPr>
-        <w:t>React,</w:t>
-      </w:r>
-      <w:r>
-        <w:rPr>
-          <w:rFonts w:ascii="Calibri" w:hAnsi="Calibri" w:cs="Calibri" w:hint="eastAsia"/>
-          <w:szCs w:val="21"/>
-        </w:rPr>
-        <w:t xml:space="preserve"> </w:t>
-      </w:r>
-      <w:r>
-        <w:rPr>
-          <w:rFonts w:ascii="Calibri" w:hAnsi="Calibri" w:cs="Calibri" w:hint="eastAsia"/>
-          <w:szCs w:val="21"/>
-        </w:rPr>
-        <w:t>Node.js</w:t>
-      </w:r>
-      <w:r>
-        <w:rPr>
-          <w:rFonts w:ascii="Calibri" w:hAnsi="Calibri" w:cs="Calibri"/>
-          <w:szCs w:val="21"/>
-        </w:rPr>
-        <w:t xml:space="preserve">, </w:t>
-      </w:r>
-      <w:r>
-        <w:rPr>
-          <w:rFonts w:ascii="Calibri" w:hAnsi="Calibri" w:cs="Calibri" w:hint="eastAsia"/>
-          <w:szCs w:val="21"/>
-        </w:rPr>
-        <w:t xml:space="preserve">FastAPI, </w:t>
-      </w:r>
-      <w:r>
-        <w:rPr>
-          <w:rFonts w:ascii="Calibri" w:hAnsi="Calibri" w:cs="Calibri" w:hint="eastAsia"/>
-          <w:szCs w:val="21"/>
-        </w:rPr>
-        <w:t xml:space="preserve">PyTorch, </w:t>
-      </w:r>
-      <w:r>
-        <w:rPr>
-          <w:rFonts w:ascii="Calibri" w:hAnsi="Calibri" w:cs="Calibri"/>
-          <w:szCs w:val="21"/>
-        </w:rPr>
-        <w:t xml:space="preserve">TensorFlow, </w:t>
-      </w:r>
-      <w:r>
-        <w:rPr>
-          <w:rFonts w:ascii="Calibri" w:hAnsi="Calibri" w:cs="Calibri"/>
-          <w:szCs w:val="21"/>
-        </w:rPr>
-        <w:t xml:space="preserve">MySQL, </w:t>
-      </w:r>
-      <w:r>
-        <w:rPr>
-          <w:rFonts w:ascii="Calibri" w:hAnsi="Calibri" w:cs="Calibri" w:hint="eastAsia"/>
-          <w:szCs w:val="21"/>
-        </w:rPr>
-        <w:t xml:space="preserve">Redis, </w:t>
-      </w:r>
-      <w:r>
-        <w:rPr>
-          <w:rFonts w:ascii="Calibri" w:hAnsi="Calibri" w:cs="Calibri" w:hint="eastAsia"/>
-          <w:szCs w:val="21"/>
-        </w:rPr>
-        <w:t>MongoDB</w:t>
-      </w:r>
-      <w:r>
-        <w:rPr>
-          <w:rFonts w:ascii="Calibri" w:hAnsi="Calibri" w:cs="Calibri"/>
-          <w:szCs w:val="21"/>
-        </w:rPr>
-        <w:t xml:space="preserve">, TCP, </w:t>
-      </w:r>
-      <w:r>
-        <w:rPr>
-          <w:rFonts w:ascii="Calibri" w:hAnsi="Calibri" w:cs="Calibri" w:hint="eastAsia"/>
-          <w:szCs w:val="21"/>
-        </w:rPr>
-        <w:t xml:space="preserve">gRPC, Docker, Kubernetes, Nginx, Kafka, </w:t>
-      </w:r>
-      <w:r>
-        <w:rPr>
-          <w:rFonts w:ascii="Calibri" w:hAnsi="Calibri" w:cs="Calibri"/>
-          <w:szCs w:val="21"/>
-        </w:rPr>
-        <w:t>AWS</w:t>
-      </w:r>
-      <w:r>
-        <w:rPr>
-          <w:rFonts w:ascii="Calibri" w:hAnsi="Calibri" w:cs="Calibri"/>
-          <w:szCs w:val="21"/>
-        </w:rPr>
-        <w:t xml:space="preserve"> </w:t>
-      </w:r>
-      <w:r>
-        <w:rPr>
-          <w:rFonts w:ascii="Calibri" w:hAnsi="Calibri" w:cs="Calibri"/>
-          <w:szCs w:val="21"/>
-        </w:rPr>
-        <w:t>(EC2, RDS, S3</w:t>
-      </w:r>
-      <w:r>
-        <w:rPr>
-          <w:rFonts w:ascii="Calibri" w:hAnsi="Calibri" w:cs="Calibri" w:hint="eastAsia"/>
-          <w:szCs w:val="21"/>
-        </w:rPr>
-        <w:t>, Bedrock</w:t>
-      </w:r>
-      <w:r>
-        <w:rPr>
-          <w:rFonts w:ascii="Calibri" w:hAnsi="Calibri" w:cs="Calibri"/>
-          <w:szCs w:val="21"/>
-        </w:rPr>
-        <w:t>)</w:t>
-      </w:r>
-      <w:r>
-        <w:rPr>
-          <w:rFonts w:ascii="Calibri" w:hAnsi="Calibri" w:cs="Calibri"/>
-          <w:szCs w:val="21"/>
-        </w:rPr>
-        <w:t xml:space="preserve">, </w:t>
-      </w:r>
-      <w:r>
-        <w:rPr>
-          <w:rFonts w:ascii="Calibri" w:hAnsi="Calibri" w:cs="Calibri" w:hint="eastAsia"/>
-          <w:szCs w:val="21"/>
-        </w:rPr>
-        <w:t>GCP (Cloud Run, BigQuery</w:t>
-      </w:r>
-      <w:r>
-        <w:rPr>
-          <w:rFonts w:ascii="Calibri" w:hAnsi="Calibri" w:cs="Calibri" w:hint="eastAsia"/>
-          <w:szCs w:val="21"/>
-        </w:rPr>
-        <w:t>, Firebase</w:t>
-      </w:r>
-      <w:r>
-        <w:rPr>
-          <w:rFonts w:ascii="Calibri" w:hAnsi="Calibri" w:cs="Calibri" w:hint="eastAsia"/>
-          <w:szCs w:val="21"/>
-        </w:rPr>
-        <w:t>, Vertex AI</w:t>
-      </w:r>
-      <w:r>
-        <w:rPr>
-          <w:rFonts w:ascii="Calibri" w:hAnsi="Calibri" w:cs="Calibri" w:hint="eastAsia"/>
-          <w:szCs w:val="21"/>
-        </w:rPr>
-        <w:t xml:space="preserve">), </w:t>
-      </w:r>
-      <w:r>
-        <w:rPr>
-          <w:rFonts w:ascii="Calibri" w:hAnsi="Calibri" w:cs="Calibri"/>
-          <w:szCs w:val="21"/>
-        </w:rPr>
-        <w:t>Linux</w:t>
-      </w:r>
-      <w:r>
-        <w:rPr>
-          <w:rFonts w:ascii="Calibri" w:hAnsi="Calibri" w:cs="Calibri"/>
-          <w:szCs w:val="21"/>
-        </w:rPr>
-        <w:t xml:space="preserve">, </w:t>
-      </w:r>
-      <w:r>
-        <w:rPr>
-          <w:rFonts w:ascii="Calibri" w:hAnsi="Calibri" w:cs="Calibri" w:hint="eastAsia"/>
-          <w:szCs w:val="21"/>
-        </w:rPr>
-        <w:t xml:space="preserve">Git, </w:t>
-      </w:r>
-      <w:r>
-        <w:rPr>
-          <w:rFonts w:ascii="Calibri" w:hAnsi="Calibri" w:cs="Calibri"/>
-          <w:szCs w:val="21"/>
-        </w:rPr>
-        <w:t>REST</w:t>
-      </w:r>
-      <w:r>
-        <w:rPr>
-          <w:rFonts w:ascii="Calibri" w:hAnsi="Calibri" w:cs="Calibri" w:hint="eastAsia"/>
-          <w:szCs w:val="21"/>
-        </w:rPr>
-        <w:t>,</w:t>
-      </w:r>
-      <w:r>
-        <w:rPr>
-          <w:rFonts w:ascii="Calibri" w:hAnsi="Calibri" w:cs="Calibri" w:hint="eastAsia"/>
-          <w:szCs w:val="21"/>
-        </w:rPr>
-        <w:t xml:space="preserve"> </w:t>
-      </w:r>
-      <w:r>
-        <w:rPr>
-          <w:rFonts w:ascii="Calibri" w:hAnsi="Calibri" w:cs="Calibri" w:hint="eastAsia"/>
-          <w:szCs w:val="21"/>
-        </w:rPr>
-        <w:t>MCP</w:t>
-      </w:r>
-      <w:r>
-        <w:rPr>
-          <w:rFonts w:ascii="Calibri" w:hAnsi="Calibri" w:cs="Calibri" w:hint="eastAsia"/>
-          <w:szCs w:val="21"/>
-        </w:rPr>
-        <w:t>, A2A</w:t>
-      </w:r>
-    </w:p>
-    <w:p>
-      <w:pPr>
-        <w:spacing w:line="260" w:lineRule="exact"/>
-        <w:jc w:val="left"/>
-        <w:rPr>
-          <w:rFonts w:ascii="Calibri" w:hAnsi="Calibri" w:cs="Calibri"/>
-          <w:szCs w:val="21"/>
-        </w:rPr>
       </w:pPr>
       <w:r>
         <w:rPr>
@@ -938,7 +779,16 @@
           <w:bCs/>
           <w:szCs w:val="21"/>
         </w:rPr>
-        <w:t>Concepts</w:t>
+        <w:t>Tools/</w:t>
+      </w:r>
+      <w:r>
+        <w:rPr>
+          <w:rFonts w:ascii="Calibri" w:hAnsi="Calibri" w:cs="Calibri" w:hint="eastAsia"/>
+          <w:b/>
+          <w:bCs/>
+          <w:szCs w:val="21"/>
+        </w:rPr>
+        <w:t>Frameworks</w:t>
       </w:r>
       <w:r>
         <w:rPr>
@@ -959,105 +809,191 @@
           <w:rFonts w:ascii="Calibri" w:hAnsi="Calibri" w:cs="Calibri" w:hint="eastAsia"/>
           <w:szCs w:val="21"/>
         </w:rPr>
-        <w:t>Agentic AI</w:t>
+        <w:t xml:space="preserve">Python, SQL, TypeScript, C, </w:t>
       </w:r>
       <w:r>
         <w:rPr>
           <w:rFonts w:ascii="Calibri" w:hAnsi="Calibri" w:cs="Calibri" w:hint="eastAsia"/>
           <w:szCs w:val="21"/>
         </w:rPr>
+        <w:t xml:space="preserve">R, </w:t>
+      </w:r>
+      <w:r>
+        <w:rPr>
+          <w:rFonts w:ascii="Calibri" w:hAnsi="Calibri" w:cs="Calibri" w:hint="eastAsia"/>
+          <w:szCs w:val="21"/>
+        </w:rPr>
+        <w:t xml:space="preserve">VBA, </w:t>
+      </w:r>
+      <w:r>
+        <w:rPr>
+          <w:rFonts w:ascii="Calibri" w:hAnsi="Calibri" w:cs="Calibri"/>
+          <w:szCs w:val="21"/>
+        </w:rPr>
+        <w:t>MySQL</w:t>
+      </w:r>
+      <w:r>
+        <w:rPr>
+          <w:rFonts w:ascii="Calibri" w:hAnsi="Calibri" w:cs="Calibri" w:hint="eastAsia"/>
+          <w:szCs w:val="21"/>
+        </w:rPr>
         <w:t>,</w:t>
       </w:r>
       <w:r>
         <w:rPr>
+          <w:rFonts w:ascii="Calibri" w:hAnsi="Calibri" w:cs="Calibri"/>
+          <w:szCs w:val="21"/>
+        </w:rPr>
+        <w:t xml:space="preserve"> </w:t>
+      </w:r>
+      <w:proofErr w:type="spellStart"/>
+      <w:r>
+        <w:rPr>
           <w:rFonts w:ascii="Calibri" w:hAnsi="Calibri" w:cs="Calibri" w:hint="eastAsia"/>
           <w:szCs w:val="21"/>
         </w:rPr>
-        <w:t xml:space="preserve"> </w:t>
-      </w:r>
+        <w:t>BigQuery</w:t>
+      </w:r>
+      <w:proofErr w:type="spellEnd"/>
       <w:r>
         <w:rPr>
           <w:rFonts w:ascii="Calibri" w:hAnsi="Calibri" w:cs="Calibri" w:hint="eastAsia"/>
           <w:szCs w:val="21"/>
         </w:rPr>
-        <w:t xml:space="preserve">GenAI, </w:t>
+        <w:t xml:space="preserve">, </w:t>
+      </w:r>
+      <w:r>
+        <w:rPr>
+          <w:rFonts w:ascii="Calibri" w:hAnsi="Calibri" w:cs="Calibri"/>
+          <w:szCs w:val="21"/>
+        </w:rPr>
+        <w:t>GitHub</w:t>
       </w:r>
       <w:r>
         <w:rPr>
           <w:rFonts w:ascii="Calibri" w:hAnsi="Calibri" w:cs="Calibri" w:hint="eastAsia"/>
           <w:szCs w:val="21"/>
         </w:rPr>
-        <w:t>LLM,</w:t>
+        <w:t xml:space="preserve">, </w:t>
+      </w:r>
+      <w:r>
+        <w:rPr>
+          <w:rFonts w:ascii="Calibri" w:hAnsi="Calibri" w:cs="Calibri"/>
+          <w:szCs w:val="21"/>
+        </w:rPr>
+        <w:t>MATLAB</w:t>
       </w:r>
       <w:r>
         <w:rPr>
           <w:rFonts w:ascii="Calibri" w:hAnsi="Calibri" w:cs="Calibri" w:hint="eastAsia"/>
           <w:szCs w:val="21"/>
         </w:rPr>
-        <w:t xml:space="preserve"> RAG</w:t>
+        <w:t xml:space="preserve">, </w:t>
+      </w:r>
+      <w:r>
+        <w:rPr>
+          <w:rFonts w:ascii="Calibri" w:hAnsi="Calibri" w:cs="Calibri"/>
+          <w:szCs w:val="21"/>
+        </w:rPr>
+        <w:t>Tableau</w:t>
       </w:r>
       <w:r>
         <w:rPr>
           <w:rFonts w:ascii="Calibri" w:hAnsi="Calibri" w:cs="Calibri" w:hint="eastAsia"/>
           <w:szCs w:val="21"/>
         </w:rPr>
-        <w:t>,</w:t>
+        <w:t xml:space="preserve">, Excel, </w:t>
+      </w:r>
+      <w:r>
+        <w:rPr>
+          <w:rFonts w:ascii="Calibri" w:hAnsi="Calibri" w:cs="Calibri"/>
+          <w:szCs w:val="21"/>
+        </w:rPr>
+        <w:t>PowerPoint</w:t>
       </w:r>
       <w:r>
         <w:rPr>
           <w:rFonts w:ascii="Calibri" w:hAnsi="Calibri" w:cs="Calibri" w:hint="eastAsia"/>
           <w:szCs w:val="21"/>
         </w:rPr>
-        <w:t xml:space="preserve"> </w:t>
+        <w:t xml:space="preserve">, </w:t>
+      </w:r>
+      <w:r>
+        <w:rPr>
+          <w:rFonts w:ascii="Calibri" w:hAnsi="Calibri" w:cs="Calibri"/>
+          <w:szCs w:val="21"/>
+        </w:rPr>
+        <w:t>SharePoint</w:t>
       </w:r>
       <w:r>
         <w:rPr>
           <w:rFonts w:ascii="Calibri" w:hAnsi="Calibri" w:cs="Calibri" w:hint="eastAsia"/>
           <w:szCs w:val="21"/>
         </w:rPr>
-        <w:t>OOP,</w:t>
+        <w:t xml:space="preserve">, </w:t>
+      </w:r>
+      <w:r>
+        <w:rPr>
+          <w:rFonts w:ascii="Calibri" w:hAnsi="Calibri" w:cs="Calibri"/>
+          <w:szCs w:val="21"/>
+        </w:rPr>
+        <w:t>Outlook</w:t>
       </w:r>
       <w:r>
         <w:rPr>
           <w:rFonts w:ascii="Calibri" w:hAnsi="Calibri" w:cs="Calibri" w:hint="eastAsia"/>
           <w:szCs w:val="21"/>
         </w:rPr>
-        <w:t xml:space="preserve"> </w:t>
+        <w:t xml:space="preserve">, </w:t>
+      </w:r>
+      <w:r>
+        <w:rPr>
+          <w:rFonts w:ascii="Calibri" w:hAnsi="Calibri" w:cs="Calibri"/>
+          <w:szCs w:val="21"/>
+        </w:rPr>
+        <w:t>XML</w:t>
       </w:r>
       <w:r>
         <w:rPr>
           <w:rFonts w:ascii="Calibri" w:hAnsi="Calibri" w:cs="Calibri" w:hint="eastAsia"/>
           <w:szCs w:val="21"/>
         </w:rPr>
-        <w:t xml:space="preserve">Web Development, </w:t>
+        <w:t xml:space="preserve">, </w:t>
+      </w:r>
+      <w:r>
+        <w:rPr>
+          <w:rFonts w:ascii="Calibri" w:hAnsi="Calibri" w:cs="Calibri"/>
+          <w:szCs w:val="21"/>
+        </w:rPr>
+        <w:t>GIS</w:t>
       </w:r>
       <w:r>
         <w:rPr>
           <w:rFonts w:ascii="Calibri" w:hAnsi="Calibri" w:cs="Calibri" w:hint="eastAsia"/>
           <w:szCs w:val="21"/>
         </w:rPr>
-        <w:t>App Development</w:t>
+        <w:t xml:space="preserve">, ArcGIS, Bash, Unix Shell, Linux, Git, </w:t>
       </w:r>
       <w:r>
         <w:rPr>
           <w:rFonts w:ascii="Calibri" w:hAnsi="Calibri" w:cs="Calibri" w:hint="eastAsia"/>
           <w:szCs w:val="21"/>
         </w:rPr>
-        <w:t xml:space="preserve">, </w:t>
+        <w:t>Wire</w:t>
       </w:r>
       <w:r>
         <w:rPr>
           <w:rFonts w:ascii="Calibri" w:hAnsi="Calibri" w:cs="Calibri" w:hint="eastAsia"/>
           <w:szCs w:val="21"/>
         </w:rPr>
-        <w:t xml:space="preserve">Web3, </w:t>
+        <w:t>s</w:t>
       </w:r>
       <w:r>
         <w:rPr>
           <w:rFonts w:ascii="Calibri" w:hAnsi="Calibri" w:cs="Calibri" w:hint="eastAsia"/>
           <w:szCs w:val="21"/>
         </w:rPr>
-        <w:t>DevOps</w:t>
+        <w:t>hark</w:t>
       </w:r>
     </w:p>
     <w:p>
@@ -1126,7 +1062,7 @@
           <w:bCs/>
           <w:szCs w:val="21"/>
         </w:rPr>
-        <w:t>Oct</w:t>
+        <w:t>Jan</w:t>
       </w:r>
       <w:r>
         <w:rPr>
@@ -1144,7 +1080,7 @@
           <w:bCs/>
           <w:szCs w:val="21"/>
         </w:rPr>
-        <w:t>4</w:t>
+        <w:t>6</w:t>
       </w:r>
       <w:r>
         <w:rPr>
@@ -1195,7 +1131,7 @@
           <w:iCs/>
           <w:szCs w:val="21"/>
         </w:rPr>
-        <w:t>Software Engineer</w:t>
+        <w:t>Operations Research Analyst</w:t>
       </w:r>
       <w:r>
         <w:rPr>
@@ -1252,10 +1188,61 @@
       </w:pPr>
       <w:r>
         <w:rPr>
+          <w:rFonts w:ascii="Calibri" w:hAnsi="Calibri" w:cs="Calibri"/>
+          <w:szCs w:val="21"/>
+        </w:rPr>
+        <w:t>Coordinated</w:t>
+      </w:r>
+      <w:r>
+        <w:rPr>
           <w:rFonts w:ascii="Calibri" w:hAnsi="Calibri" w:cs="Calibri" w:hint="eastAsia"/>
           <w:szCs w:val="21"/>
         </w:rPr>
-        <w:t>Architect and led development of AI-Enabled Guzman Info System (AEGIS) platform, featuring a React TypeScript frontend, GCP-based microservice backend, and BigQuery data warehouse, used daily by 50+ colleagues.</w:t>
+        <w:t xml:space="preserve"> </w:t>
+      </w:r>
+      <w:r>
+        <w:rPr>
+          <w:rFonts w:ascii="Calibri" w:hAnsi="Calibri" w:cs="Calibri" w:hint="eastAsia"/>
+          <w:szCs w:val="21"/>
+        </w:rPr>
+        <w:t xml:space="preserve">a 3-person analytics team delivering </w:t>
+      </w:r>
+      <w:r>
+        <w:rPr>
+          <w:rFonts w:ascii="Calibri" w:hAnsi="Calibri" w:cs="Calibri"/>
+          <w:szCs w:val="21"/>
+        </w:rPr>
+        <w:t xml:space="preserve">decision support for trading/commercial </w:t>
+      </w:r>
+      <w:r>
+        <w:rPr>
+          <w:rFonts w:ascii="Calibri" w:hAnsi="Calibri" w:cs="Calibri" w:hint="eastAsia"/>
+          <w:szCs w:val="21"/>
+        </w:rPr>
+        <w:t>teams</w:t>
+      </w:r>
+      <w:r>
+        <w:rPr>
+          <w:rFonts w:ascii="Calibri" w:hAnsi="Calibri" w:cs="Calibri"/>
+          <w:szCs w:val="21"/>
+        </w:rPr>
+        <w:t xml:space="preserve"> by translating business goals into </w:t>
+      </w:r>
+      <w:r>
+        <w:rPr>
+          <w:rFonts w:ascii="Calibri" w:hAnsi="Calibri" w:cs="Calibri"/>
+          <w:b/>
+          <w:bCs/>
+          <w:szCs w:val="21"/>
+        </w:rPr>
+        <w:t>formal decision problems</w:t>
+      </w:r>
+      <w:r>
+        <w:rPr>
+          <w:rFonts w:ascii="Calibri" w:hAnsi="Calibri" w:cs="Calibri"/>
+          <w:szCs w:val="21"/>
+        </w:rPr>
+        <w:t xml:space="preserve"> (objective functions, constraints, risk tolerances) and producing decision-ready outputs embedded in daily workflows.</w:t>
       </w:r>
     </w:p>
     <w:p>
@@ -1275,24 +1262,49 @@
       </w:pPr>
       <w:r>
         <w:rPr>
+          <w:rFonts w:ascii="Calibri" w:hAnsi="Calibri" w:cs="Calibri"/>
+          <w:szCs w:val="21"/>
+        </w:rPr>
+        <w:t>Built</w:t>
+      </w:r>
+      <w:r>
+        <w:rPr>
           <w:rFonts w:ascii="Calibri" w:hAnsi="Calibri" w:cs="Calibri" w:hint="eastAsia"/>
           <w:szCs w:val="21"/>
         </w:rPr>
-        <w:t xml:space="preserve">Delivered 10+ production applications on AEGIS, such as Transmission Sniper, Least Cost Pathfinder, CAISO Bid, </w:t>
-      </w:r>
-      <w:r>
-        <w:rPr>
-          <w:rFonts w:ascii="Calibri" w:hAnsi="Calibri" w:cs="Calibri"/>
-          <w:szCs w:val="21"/>
-        </w:rPr>
-        <w:t>streamlining bid submission and trading strategy optimization for traders and analysts</w:t>
-      </w:r>
-      <w:r>
-        <w:rPr>
-          <w:rFonts w:ascii="Calibri" w:hAnsi="Calibri" w:cs="Calibri" w:hint="eastAsia"/>
-          <w:szCs w:val="21"/>
-        </w:rPr>
-        <w:t>.</w:t>
+        <w:t xml:space="preserve"> </w:t>
+      </w:r>
+      <w:r>
+        <w:rPr>
+          <w:rFonts w:ascii="Calibri" w:hAnsi="Calibri" w:cs="Calibri"/>
+          <w:b/>
+          <w:bCs/>
+          <w:szCs w:val="21"/>
+        </w:rPr>
+        <w:t>probabilistic load forecasting</w:t>
+      </w:r>
+      <w:r>
+        <w:rPr>
+          <w:rFonts w:ascii="Calibri" w:hAnsi="Calibri" w:cs="Calibri"/>
+          <w:szCs w:val="21"/>
+        </w:rPr>
+        <w:t xml:space="preserve"> using meter actuals and weather covariates (e.g., HRRR), producing </w:t>
+      </w:r>
+      <w:r>
+        <w:rPr>
+          <w:rFonts w:ascii="Calibri" w:hAnsi="Calibri" w:cs="Calibri"/>
+          <w:b/>
+          <w:bCs/>
+          <w:szCs w:val="21"/>
+        </w:rPr>
+        <w:t>P10/P50/P90</w:t>
+      </w:r>
+      <w:r>
+        <w:rPr>
+          <w:rFonts w:ascii="Calibri" w:hAnsi="Calibri" w:cs="Calibri"/>
+          <w:szCs w:val="21"/>
+        </w:rPr>
+        <w:t xml:space="preserve"> forecasts from hour-ahead through 15-day horizons plus annual planning forecasts used for trading actions and executive strategy.</w:t>
       </w:r>
     </w:p>
     <w:p>
@@ -1312,139 +1324,35 @@
       </w:pPr>
       <w:r>
         <w:rPr>
-          <w:rFonts w:ascii="Calibri" w:hAnsi="Calibri" w:cs="Calibri" w:hint="eastAsia"/>
-          <w:szCs w:val="21"/>
-        </w:rPr>
-        <w:t xml:space="preserve">Built an </w:t>
-      </w:r>
-      <w:r>
-        <w:rPr>
-          <w:rFonts w:ascii="Calibri" w:hAnsi="Calibri" w:cs="Calibri" w:hint="eastAsia"/>
+          <w:rFonts w:ascii="Calibri" w:hAnsi="Calibri" w:cs="Calibri"/>
           <w:b/>
           <w:bCs/>
-          <w:color w:val="262626" w:themeColor="text1" w:themeTint="D9"/>
-          <w:szCs w:val="21"/>
-        </w:rPr>
-        <w:t>Agentic AI</w:t>
-      </w:r>
-      <w:r>
-        <w:rPr>
-          <w:rFonts w:ascii="Calibri" w:hAnsi="Calibri" w:cs="Calibri" w:hint="eastAsia"/>
-          <w:szCs w:val="21"/>
-        </w:rPr>
-        <w:t xml:space="preserve"> assistant using </w:t>
-      </w:r>
-      <w:r>
-        <w:rPr>
-          <w:rFonts w:ascii="Calibri" w:hAnsi="Calibri" w:cs="Calibri" w:hint="eastAsia"/>
-          <w:szCs w:val="21"/>
-        </w:rPr>
-        <w:t>m</w:t>
-      </w:r>
-      <w:r>
-        <w:rPr>
-          <w:rFonts w:ascii="Calibri" w:hAnsi="Calibri" w:cs="Calibri" w:hint="eastAsia"/>
-          <w:szCs w:val="21"/>
-        </w:rPr>
-        <w:t>ulti-</w:t>
-      </w:r>
-      <w:r>
-        <w:rPr>
-          <w:rFonts w:ascii="Calibri" w:hAnsi="Calibri" w:cs="Calibri" w:hint="eastAsia"/>
-          <w:szCs w:val="21"/>
-        </w:rPr>
-        <w:t>a</w:t>
-      </w:r>
-      <w:r>
-        <w:rPr>
-          <w:rFonts w:ascii="Calibri" w:hAnsi="Calibri" w:cs="Calibri" w:hint="eastAsia"/>
-          <w:szCs w:val="21"/>
-        </w:rPr>
-        <w:t xml:space="preserve">gent design, RAG, and MCP tools, enabling </w:t>
-      </w:r>
-      <w:r>
-        <w:rPr>
-          <w:rFonts w:ascii="Calibri" w:hAnsi="Calibri" w:cs="Calibri"/>
-          <w:szCs w:val="21"/>
-        </w:rPr>
-        <w:t>non-technical staff</w:t>
-      </w:r>
-      <w:r>
-        <w:rPr>
-          <w:rFonts w:ascii="Calibri" w:hAnsi="Calibri" w:cs="Calibri"/>
-          <w:szCs w:val="21"/>
-        </w:rPr>
-        <w:t xml:space="preserve"> </w:t>
-      </w:r>
-      <w:r>
-        <w:rPr>
-          <w:rFonts w:ascii="Calibri" w:hAnsi="Calibri" w:cs="Calibri" w:hint="eastAsia"/>
-          <w:szCs w:val="21"/>
-        </w:rPr>
-        <w:t xml:space="preserve">to </w:t>
-      </w:r>
-      <w:r>
-        <w:rPr>
-          <w:rFonts w:ascii="Calibri" w:hAnsi="Calibri" w:cs="Calibri"/>
-          <w:szCs w:val="21"/>
-        </w:rPr>
-        <w:t xml:space="preserve">chat with BigQuery </w:t>
-      </w:r>
-      <w:r>
-        <w:rPr>
-          <w:rFonts w:ascii="Calibri" w:hAnsi="Calibri" w:cs="Calibri" w:hint="eastAsia"/>
-          <w:szCs w:val="21"/>
-        </w:rPr>
-        <w:t>in</w:t>
-      </w:r>
-      <w:r>
-        <w:rPr>
-          <w:rFonts w:ascii="Calibri" w:hAnsi="Calibri" w:cs="Calibri"/>
-          <w:szCs w:val="21"/>
-        </w:rPr>
-        <w:t xml:space="preserve"> natural language</w:t>
-      </w:r>
-      <w:r>
-        <w:rPr>
-          <w:rFonts w:ascii="Calibri" w:hAnsi="Calibri" w:cs="Calibri" w:hint="eastAsia"/>
-          <w:szCs w:val="21"/>
-        </w:rPr>
-        <w:t xml:space="preserve">, </w:t>
-      </w:r>
-      <w:r>
-        <w:rPr>
-          <w:rFonts w:ascii="Calibri" w:hAnsi="Calibri" w:cs="Calibri"/>
-          <w:szCs w:val="21"/>
-        </w:rPr>
-        <w:t>auto-visualize via</w:t>
-      </w:r>
-      <w:r>
-        <w:rPr>
-          <w:rFonts w:ascii="Calibri" w:hAnsi="Calibri" w:cs="Calibri" w:hint="eastAsia"/>
-          <w:szCs w:val="21"/>
-        </w:rPr>
-        <w:t xml:space="preserve"> VegaChart, and export CSV, </w:t>
-      </w:r>
-      <w:r>
-        <w:rPr>
-          <w:rFonts w:ascii="Calibri" w:hAnsi="Calibri" w:cs="Calibri"/>
-          <w:szCs w:val="21"/>
-        </w:rPr>
-        <w:t>reduc</w:t>
-      </w:r>
-      <w:r>
-        <w:rPr>
-          <w:rFonts w:ascii="Calibri" w:hAnsi="Calibri" w:cs="Calibri" w:hint="eastAsia"/>
-          <w:szCs w:val="21"/>
-        </w:rPr>
-        <w:t>ing</w:t>
-      </w:r>
-      <w:r>
-        <w:rPr>
-          <w:rFonts w:ascii="Calibri" w:hAnsi="Calibri" w:cs="Calibri"/>
-          <w:szCs w:val="21"/>
-        </w:rPr>
-        <w:t xml:space="preserve"> ad hoc SQL requests by 60%.</w:t>
+          <w:szCs w:val="21"/>
+        </w:rPr>
+        <w:t>Designed model governance and reproducibility</w:t>
+      </w:r>
+      <w:r>
+        <w:rPr>
+          <w:rFonts w:ascii="Calibri" w:hAnsi="Calibri" w:cs="Calibri"/>
+          <w:szCs w:val="21"/>
+        </w:rPr>
+        <w:t xml:space="preserve">: input QA, constraint feasibility checks, </w:t>
+      </w:r>
+      <w:proofErr w:type="spellStart"/>
+      <w:r>
+        <w:rPr>
+          <w:rFonts w:ascii="Calibri" w:hAnsi="Calibri" w:cs="Calibri"/>
+          <w:szCs w:val="21"/>
+        </w:rPr>
+        <w:t>backtests</w:t>
+      </w:r>
+      <w:proofErr w:type="spellEnd"/>
+      <w:r>
+        <w:rPr>
+          <w:rFonts w:ascii="Calibri" w:hAnsi="Calibri" w:cs="Calibri"/>
+          <w:szCs w:val="21"/>
+        </w:rPr>
+        <w:t>, and monitoring to ensure model outputs remain valid under shifting market/weather conditions and data latency.</w:t>
       </w:r>
     </w:p>
     <w:p>
@@ -1464,24 +1372,42 @@
       </w:pPr>
       <w:r>
         <w:rPr>
-          <w:rFonts w:ascii="Calibri" w:hAnsi="Calibri" w:cs="Calibri" w:hint="eastAsia"/>
-          <w:szCs w:val="21"/>
-        </w:rPr>
-        <w:t xml:space="preserve">Enhanced the Agentic AI with closed-loop output reflection, </w:t>
-      </w:r>
-      <w:r>
-        <w:rPr>
-          <w:rFonts w:ascii="Calibri" w:hAnsi="Calibri" w:cs="Calibri"/>
-          <w:szCs w:val="21"/>
-        </w:rPr>
-        <w:t>dynamic retrieval of human-curated prior knowledge</w:t>
-      </w:r>
-      <w:r>
-        <w:rPr>
-          <w:rFonts w:ascii="Calibri" w:hAnsi="Calibri" w:cs="Calibri" w:hint="eastAsia"/>
-          <w:szCs w:val="21"/>
-        </w:rPr>
-        <w:t>, long-term memory, reducing hallucinations and improving multi-step task accuracy by 70%.</w:t>
+          <w:rFonts w:ascii="Calibri" w:hAnsi="Calibri" w:cs="Calibri"/>
+          <w:szCs w:val="21"/>
+        </w:rPr>
+        <w:t xml:space="preserve">Formulated and operated </w:t>
+      </w:r>
+      <w:r>
+        <w:rPr>
+          <w:rFonts w:ascii="Calibri" w:hAnsi="Calibri" w:cs="Calibri"/>
+          <w:b/>
+          <w:bCs/>
+          <w:szCs w:val="21"/>
+        </w:rPr>
+        <w:t>ISO/SPP offer &amp; demand-bid decision models</w:t>
+      </w:r>
+      <w:r>
+        <w:rPr>
+          <w:rFonts w:ascii="Calibri" w:hAnsi="Calibri" w:cs="Calibri"/>
+          <w:szCs w:val="21"/>
+        </w:rPr>
+        <w:t xml:space="preserve"> by specifying decision variables/constraints, integrating forecast + prior-outcome inputs, enforcing validation/conflict controls, automating forward-day execution, and maintaining traceable lineage in </w:t>
+      </w:r>
+      <w:proofErr w:type="spellStart"/>
+      <w:r>
+        <w:rPr>
+          <w:rFonts w:ascii="Calibri" w:hAnsi="Calibri" w:cs="Calibri"/>
+          <w:szCs w:val="21"/>
+        </w:rPr>
+        <w:t>BigQuery</w:t>
+      </w:r>
+      <w:proofErr w:type="spellEnd"/>
+      <w:r>
+        <w:rPr>
+          <w:rFonts w:ascii="Calibri" w:hAnsi="Calibri" w:cs="Calibri"/>
+          <w:szCs w:val="21"/>
+        </w:rPr>
+        <w:t xml:space="preserve"> for reproducible analysis and audit-ready decision support.</w:t>
       </w:r>
     </w:p>
     <w:p>
@@ -1501,68 +1427,27 @@
       </w:pPr>
       <w:r>
         <w:rPr>
-          <w:rFonts w:ascii="Calibri" w:hAnsi="Calibri" w:cs="Calibri" w:hint="eastAsia"/>
-          <w:szCs w:val="21"/>
-        </w:rPr>
-        <w:t xml:space="preserve">Introduced Cursor IDE to the team, hosted weekly AI frontier paper discussions, proposed and drove adoption of OpenAPI spec, unit test, and CI/CD, </w:t>
-      </w:r>
-      <w:r>
-        <w:rPr>
-          <w:rFonts w:ascii="Calibri" w:hAnsi="Calibri" w:cs="Calibri"/>
-          <w:szCs w:val="21"/>
-        </w:rPr>
-        <w:t>foster</w:t>
-      </w:r>
-      <w:r>
-        <w:rPr>
-          <w:rFonts w:ascii="Calibri" w:hAnsi="Calibri" w:cs="Calibri" w:hint="eastAsia"/>
-          <w:szCs w:val="21"/>
-        </w:rPr>
-        <w:t>ing</w:t>
-      </w:r>
-      <w:r>
-        <w:rPr>
-          <w:rFonts w:ascii="Calibri" w:hAnsi="Calibri" w:cs="Calibri"/>
-          <w:szCs w:val="21"/>
-        </w:rPr>
-        <w:t xml:space="preserve"> </w:t>
-      </w:r>
-      <w:r>
-        <w:rPr>
-          <w:rFonts w:ascii="Calibri" w:hAnsi="Calibri" w:cs="Calibri"/>
-          <w:szCs w:val="21"/>
-        </w:rPr>
-        <w:t>continuous</w:t>
-      </w:r>
-      <w:r>
-        <w:rPr>
-          <w:rFonts w:ascii="Calibri" w:hAnsi="Calibri" w:cs="Calibri"/>
-          <w:szCs w:val="21"/>
-        </w:rPr>
-        <w:t xml:space="preserve"> learning and AI-first engineering culture</w:t>
-      </w:r>
-      <w:r>
-        <w:rPr>
-          <w:rFonts w:ascii="Calibri" w:hAnsi="Calibri" w:cs="Calibri" w:hint="eastAsia"/>
-          <w:szCs w:val="21"/>
-        </w:rPr>
-        <w:t>.</w:t>
-      </w:r>
-    </w:p>
-    <w:p>
-      <w:pPr>
-        <w:tabs>
-          <w:tab w:val="right" w:pos="10915"/>
-        </w:tabs>
-        <w:spacing w:before="40" w:line="260" w:lineRule="exact"/>
-        <w:jc w:val="left"/>
+          <w:rFonts w:ascii="Calibri" w:hAnsi="Calibri" w:cs="Calibri"/>
+          <w:szCs w:val="21"/>
+        </w:rPr>
+        <w:t xml:space="preserve">Produced </w:t>
+      </w:r>
+      <w:r>
         <w:rPr>
           <w:rFonts w:ascii="Calibri" w:hAnsi="Calibri" w:cs="Calibri"/>
           <w:b/>
           <w:bCs/>
           <w:szCs w:val="21"/>
         </w:rPr>
-      </w:pPr>
+        <w:t>resource-planning</w:t>
+      </w:r>
+      <w:r>
+        <w:rPr>
+          <w:rFonts w:ascii="Calibri" w:hAnsi="Calibri" w:cs="Calibri"/>
+          <w:szCs w:val="21"/>
+        </w:rPr>
+        <w:t xml:space="preserve"> </w:t>
+      </w:r>
       <w:r>
         <w:rPr>
           <w:rFonts w:ascii="Calibri" w:hAnsi="Calibri" w:cs="Calibri"/>
@@ -1570,71 +1455,14 @@
           <w:bCs/>
           <w:szCs w:val="21"/>
         </w:rPr>
-        <w:t>Elseware Capital</w:t>
-      </w:r>
-      <w:r>
-        <w:rPr>
-          <w:rFonts w:ascii="Calibri" w:hAnsi="Calibri" w:cs="Calibri"/>
-          <w:b/>
-          <w:bCs/>
-          <w:szCs w:val="21"/>
-        </w:rPr>
-        <w:tab/>
-        <w:t xml:space="preserve"> </w:t>
-      </w:r>
-      <w:r>
-        <w:rPr>
-          <w:rFonts w:ascii="Calibri" w:hAnsi="Calibri" w:cs="Calibri" w:hint="eastAsia"/>
-          <w:b/>
-          <w:bCs/>
-          <w:szCs w:val="21"/>
-        </w:rPr>
-        <w:t>Jan</w:t>
-      </w:r>
-      <w:r>
-        <w:rPr>
-          <w:rFonts w:ascii="Calibri" w:hAnsi="Calibri" w:cs="Calibri"/>
-          <w:b/>
-          <w:bCs/>
-          <w:szCs w:val="21"/>
-        </w:rPr>
-        <w:t xml:space="preserve"> 202</w:t>
-      </w:r>
-      <w:r>
-        <w:rPr>
-          <w:rFonts w:ascii="Calibri" w:hAnsi="Calibri" w:cs="Calibri" w:hint="eastAsia"/>
-          <w:b/>
-          <w:bCs/>
-          <w:szCs w:val="21"/>
-        </w:rPr>
-        <w:t>4</w:t>
-      </w:r>
-      <w:r>
-        <w:rPr>
-          <w:rFonts w:ascii="Calibri" w:hAnsi="Calibri" w:cs="Calibri"/>
-          <w:b/>
-          <w:bCs/>
-          <w:szCs w:val="21"/>
-        </w:rPr>
-        <w:t xml:space="preserve"> – </w:t>
-      </w:r>
-      <w:r>
-        <w:rPr>
-          <w:rFonts w:ascii="Calibri" w:hAnsi="Calibri" w:cs="Calibri" w:hint="eastAsia"/>
-          <w:b/>
-          <w:bCs/>
-          <w:szCs w:val="21"/>
-        </w:rPr>
-        <w:t>Sep 2024</w:t>
-      </w:r>
-      <w:r>
-        <w:rPr>
-          <w:rFonts w:ascii="Calibri" w:hAnsi="Calibri" w:cs="Calibri"/>
-          <w:b/>
-          <w:bCs/>
-          <w:szCs w:val="21"/>
-        </w:rPr>
-        <w:t xml:space="preserve">  </w:t>
+        <w:t>decision support via GIS</w:t>
+      </w:r>
+      <w:r>
+        <w:rPr>
+          <w:rFonts w:ascii="Calibri" w:hAnsi="Calibri" w:cs="Calibri"/>
+          <w:szCs w:val="21"/>
+        </w:rPr>
+        <w:t xml:space="preserve"> by integrating internal portfolio constraints with external transmission/territory datasets to surface feasibility risks and commercial opportunities for leadership.</w:t>
       </w:r>
     </w:p>
     <w:p>
@@ -1646,6 +1474,85 @@
         <w:jc w:val="left"/>
         <w:rPr>
           <w:rFonts w:ascii="Calibri" w:hAnsi="Calibri" w:cs="Calibri"/>
+          <w:b/>
+          <w:bCs/>
+          <w:szCs w:val="21"/>
+        </w:rPr>
+      </w:pPr>
+      <w:r>
+        <w:rPr>
+          <w:rFonts w:ascii="Calibri" w:hAnsi="Calibri" w:cs="Calibri"/>
+          <w:b/>
+          <w:bCs/>
+          <w:szCs w:val="21"/>
+        </w:rPr>
+        <w:tab/>
+        <w:t xml:space="preserve"> </w:t>
+      </w:r>
+      <w:r>
+        <w:rPr>
+          <w:rFonts w:ascii="Calibri" w:hAnsi="Calibri" w:cs="Calibri" w:hint="eastAsia"/>
+          <w:b/>
+          <w:bCs/>
+          <w:szCs w:val="21"/>
+        </w:rPr>
+        <w:t>Oct</w:t>
+      </w:r>
+      <w:r>
+        <w:rPr>
+          <w:rFonts w:ascii="Calibri" w:hAnsi="Calibri" w:cs="Calibri"/>
+          <w:b/>
+          <w:bCs/>
+          <w:szCs w:val="21"/>
+        </w:rPr>
+        <w:t xml:space="preserve"> 202</w:t>
+      </w:r>
+      <w:r>
+        <w:rPr>
+          <w:rFonts w:ascii="Calibri" w:hAnsi="Calibri" w:cs="Calibri" w:hint="eastAsia"/>
+          <w:b/>
+          <w:bCs/>
+          <w:szCs w:val="21"/>
+        </w:rPr>
+        <w:t>4</w:t>
+      </w:r>
+      <w:r>
+        <w:rPr>
+          <w:rFonts w:ascii="Calibri" w:hAnsi="Calibri" w:cs="Calibri"/>
+          <w:b/>
+          <w:bCs/>
+          <w:szCs w:val="21"/>
+        </w:rPr>
+        <w:t xml:space="preserve"> – </w:t>
+      </w:r>
+      <w:r>
+        <w:rPr>
+          <w:rFonts w:ascii="Calibri" w:hAnsi="Calibri" w:cs="Calibri" w:hint="eastAsia"/>
+          <w:b/>
+          <w:bCs/>
+          <w:szCs w:val="21"/>
+        </w:rPr>
+        <w:t>Dec 2025</w:t>
+      </w:r>
+      <w:r>
+        <w:rPr>
+          <w:rFonts w:ascii="Calibri" w:hAnsi="Calibri" w:cs="Calibri"/>
+          <w:b/>
+          <w:bCs/>
+          <w:szCs w:val="21"/>
+        </w:rPr>
+        <w:t xml:space="preserve">  </w:t>
+      </w:r>
+    </w:p>
+    <w:p>
+      <w:pPr>
+        <w:tabs>
+          <w:tab w:val="right" w:pos="10915"/>
+        </w:tabs>
+        <w:spacing w:line="260" w:lineRule="exact"/>
+        <w:jc w:val="left"/>
+        <w:rPr>
+          <w:rFonts w:ascii="Calibri" w:hAnsi="Calibri" w:cs="Calibri"/>
           <w:i/>
           <w:iCs/>
           <w:szCs w:val="21"/>
@@ -1658,7 +1565,17 @@
           <w:iCs/>
           <w:szCs w:val="21"/>
         </w:rPr>
-        <w:t xml:space="preserve">Full Stack </w:t>
+        <w:t>Software Engineer</w:t>
+      </w:r>
+      <w:r>
+        <w:rPr>
+          <w:rFonts w:ascii="Calibri" w:hAnsi="Calibri" w:cs="Calibri"/>
+          <w:i/>
+          <w:iCs/>
+          <w:szCs w:val="21"/>
+        </w:rPr>
+        <w:tab/>
+        <w:t xml:space="preserve"> </w:t>
       </w:r>
       <w:r>
         <w:rPr>
@@ -1667,7 +1584,7 @@
           <w:iCs/>
           <w:szCs w:val="21"/>
         </w:rPr>
-        <w:t>Developer</w:t>
+        <w:t>Denver</w:t>
       </w:r>
       <w:r>
         <w:rPr>
@@ -1676,7 +1593,7 @@
           <w:iCs/>
           <w:szCs w:val="21"/>
         </w:rPr>
-        <w:t xml:space="preserve"> </w:t>
+        <w:t xml:space="preserve">, </w:t>
       </w:r>
       <w:r>
         <w:rPr>
@@ -1685,26 +1602,7 @@
           <w:iCs/>
           <w:szCs w:val="21"/>
         </w:rPr>
-        <w:t>(</w:t>
-      </w:r>
-      <w:r>
-        <w:rPr>
-          <w:rFonts w:ascii="Calibri" w:hAnsi="Calibri" w:cs="Calibri"/>
-          <w:i/>
-          <w:iCs/>
-          <w:szCs w:val="21"/>
-        </w:rPr>
-        <w:t>Remote)</w:t>
-      </w:r>
-      <w:r>
-        <w:rPr>
-          <w:rFonts w:ascii="Calibri" w:hAnsi="Calibri" w:cs="Calibri"/>
-          <w:i/>
-          <w:iCs/>
-          <w:szCs w:val="21"/>
-        </w:rPr>
-        <w:tab/>
-        <w:t xml:space="preserve"> New York, NY</w:t>
+        <w:t>CO</w:t>
       </w:r>
     </w:p>
     <w:p>
@@ -1724,103 +1622,58 @@
       </w:pPr>
       <w:r>
         <w:rPr>
-          <w:rFonts w:ascii="Calibri" w:hAnsi="Calibri" w:cs="Calibri" w:hint="eastAsia"/>
-          <w:szCs w:val="21"/>
-        </w:rPr>
-        <w:t>Built</w:t>
-      </w:r>
-      <w:r>
-        <w:rPr>
-          <w:rFonts w:ascii="Calibri" w:hAnsi="Calibri" w:cs="Calibri"/>
-          <w:szCs w:val="21"/>
-        </w:rPr>
-        <w:t xml:space="preserve"> </w:t>
-      </w:r>
-      <w:r>
-        <w:rPr>
-          <w:rFonts w:ascii="Calibri" w:hAnsi="Calibri" w:cs="Calibri" w:hint="eastAsia"/>
-          <w:szCs w:val="21"/>
-        </w:rPr>
-        <w:t xml:space="preserve">from scratch </w:t>
-      </w:r>
-      <w:r>
-        <w:rPr>
-          <w:rFonts w:ascii="Calibri" w:hAnsi="Calibri" w:cs="Calibri"/>
-          <w:szCs w:val="21"/>
-        </w:rPr>
-        <w:t xml:space="preserve">a full-stack real estate trading </w:t>
-      </w:r>
-      <w:r>
-        <w:rPr>
-          <w:rFonts w:ascii="Calibri" w:hAnsi="Calibri" w:cs="Calibri" w:hint="eastAsia"/>
-          <w:szCs w:val="21"/>
-        </w:rPr>
-        <w:t>web app</w:t>
-      </w:r>
-      <w:r>
-        <w:rPr>
-          <w:rFonts w:ascii="Calibri" w:hAnsi="Calibri" w:cs="Calibri"/>
-          <w:szCs w:val="21"/>
-        </w:rPr>
-        <w:t xml:space="preserve"> </w:t>
-      </w:r>
-      <w:r>
-        <w:rPr>
-          <w:rFonts w:ascii="Calibri" w:hAnsi="Calibri" w:cs="Calibri" w:hint="eastAsia"/>
-          <w:szCs w:val="21"/>
-        </w:rPr>
-        <w:t>integrated with</w:t>
-      </w:r>
-      <w:r>
-        <w:rPr>
-          <w:rFonts w:ascii="Calibri" w:hAnsi="Calibri" w:cs="Calibri"/>
-          <w:szCs w:val="21"/>
-        </w:rPr>
-        <w:t xml:space="preserve"> Polymesh, supporting on-chain asset tokenization,</w:t>
-      </w:r>
-      <w:r>
-        <w:rPr>
-          <w:rFonts w:ascii="Calibri" w:hAnsi="Calibri" w:cs="Calibri" w:hint="eastAsia"/>
-          <w:szCs w:val="21"/>
-        </w:rPr>
-        <w:t xml:space="preserve"> </w:t>
-      </w:r>
-      <w:r>
-        <w:rPr>
-          <w:rFonts w:ascii="Calibri" w:eastAsia="Malgun Gothic" w:hAnsi="Calibri" w:cs="Calibri" w:hint="eastAsia"/>
-          <w:szCs w:val="21"/>
-          <w:lang w:eastAsia="ko-KR"/>
-        </w:rPr>
-        <w:t>portfolio management,</w:t>
-      </w:r>
-      <w:r>
-        <w:rPr>
-          <w:rFonts w:ascii="Calibri" w:hAnsi="Calibri" w:cs="Calibri"/>
-          <w:szCs w:val="21"/>
-        </w:rPr>
-        <w:t xml:space="preserve"> </w:t>
-      </w:r>
-      <w:r>
-        <w:rPr>
-          <w:rFonts w:ascii="Calibri" w:eastAsia="Malgun Gothic" w:hAnsi="Calibri" w:cs="Calibri" w:hint="eastAsia"/>
-          <w:szCs w:val="21"/>
-          <w:lang w:eastAsia="ko-KR"/>
-        </w:rPr>
-        <w:t>KYC</w:t>
-      </w:r>
-      <w:r>
-        <w:rPr>
-          <w:rFonts w:ascii="Calibri" w:hAnsi="Calibri" w:cs="Calibri" w:hint="eastAsia"/>
-          <w:szCs w:val="21"/>
-        </w:rPr>
-        <w:t xml:space="preserve">, </w:t>
-      </w:r>
-      <w:r>
-        <w:rPr>
-          <w:rFonts w:ascii="Calibri" w:hAnsi="Calibri" w:cs="Calibri"/>
-          <w:szCs w:val="21"/>
-        </w:rPr>
-        <w:t>and live blockchain transactions using React, FastAPI, and MySQL.</w:t>
+          <w:rFonts w:ascii="Calibri" w:hAnsi="Calibri" w:cs="Calibri"/>
+          <w:szCs w:val="21"/>
+        </w:rPr>
+        <w:t xml:space="preserve">Architected and delivered </w:t>
+      </w:r>
+      <w:r>
+        <w:rPr>
+          <w:rFonts w:ascii="Calibri" w:hAnsi="Calibri" w:cs="Calibri"/>
+          <w:b/>
+          <w:bCs/>
+          <w:szCs w:val="21"/>
+        </w:rPr>
+        <w:t>AEGIS</w:t>
+      </w:r>
+      <w:r>
+        <w:rPr>
+          <w:rFonts w:ascii="Calibri" w:hAnsi="Calibri" w:cs="Calibri"/>
+          <w:szCs w:val="21"/>
+        </w:rPr>
+        <w:t xml:space="preserve"> (TypeScript + GCP + </w:t>
+      </w:r>
+      <w:proofErr w:type="spellStart"/>
+      <w:r>
+        <w:rPr>
+          <w:rFonts w:ascii="Calibri" w:hAnsi="Calibri" w:cs="Calibri"/>
+          <w:szCs w:val="21"/>
+        </w:rPr>
+        <w:t>BigQuery</w:t>
+      </w:r>
+      <w:proofErr w:type="spellEnd"/>
+      <w:r>
+        <w:rPr>
+          <w:rFonts w:ascii="Calibri" w:hAnsi="Calibri" w:cs="Calibri"/>
+          <w:szCs w:val="21"/>
+        </w:rPr>
+        <w:t xml:space="preserve">) to </w:t>
+      </w:r>
+      <w:r>
+        <w:rPr>
+          <w:rFonts w:ascii="Calibri" w:hAnsi="Calibri" w:cs="Calibri"/>
+          <w:b/>
+          <w:bCs/>
+          <w:szCs w:val="21"/>
+        </w:rPr>
+        <w:t>operationalize forecasting/optimization decision models</w:t>
+      </w:r>
+      <w:r>
+        <w:rPr>
+          <w:rFonts w:ascii="Calibri" w:hAnsi="Calibri" w:cs="Calibri"/>
+          <w:szCs w:val="21"/>
+        </w:rPr>
+        <w:t xml:space="preserve"> into reproducible daily workflows for 50+ stakeholders (trading, commercial, leadership).</w:t>
       </w:r>
     </w:p>
     <w:p>
@@ -1835,127 +1688,33 @@
         <w:jc w:val="left"/>
         <w:rPr>
           <w:rFonts w:ascii="Calibri" w:hAnsi="Calibri" w:cs="Calibri"/>
-          <w:szCs w:val="21"/>
-        </w:rPr>
-      </w:pPr>
-      <w:r>
-        <w:rPr>
-          <w:rFonts w:ascii="Calibri" w:hAnsi="Calibri" w:cs="Calibri" w:hint="eastAsia"/>
-          <w:szCs w:val="21"/>
-        </w:rPr>
-        <w:t>Created</w:t>
-      </w:r>
-      <w:r>
-        <w:rPr>
-          <w:rFonts w:ascii="Calibri" w:hAnsi="Calibri" w:cs="Calibri"/>
-          <w:szCs w:val="21"/>
-        </w:rPr>
-        <w:t xml:space="preserve"> a </w:t>
-      </w:r>
-      <w:r>
-        <w:rPr>
-          <w:rFonts w:ascii="Calibri" w:hAnsi="Calibri" w:cs="Calibri"/>
-          <w:szCs w:val="21"/>
-        </w:rPr>
-        <w:t>responsive</w:t>
-      </w:r>
-      <w:r>
-        <w:rPr>
-          <w:rFonts w:ascii="Calibri" w:hAnsi="Calibri" w:cs="Calibri" w:hint="eastAsia"/>
-          <w:szCs w:val="21"/>
-        </w:rPr>
-        <w:t xml:space="preserve"> </w:t>
-      </w:r>
-      <w:r>
-        <w:rPr>
-          <w:rFonts w:ascii="Calibri" w:hAnsi="Calibri" w:cs="Calibri"/>
-          <w:szCs w:val="21"/>
-        </w:rPr>
-        <w:t>frontend</w:t>
-      </w:r>
-      <w:r>
-        <w:rPr>
-          <w:rFonts w:ascii="Calibri" w:hAnsi="Calibri" w:cs="Calibri" w:hint="eastAsia"/>
-          <w:szCs w:val="21"/>
-        </w:rPr>
-        <w:t xml:space="preserve"> </w:t>
-      </w:r>
-      <w:r>
-        <w:rPr>
-          <w:rFonts w:ascii="Calibri" w:hAnsi="Calibri" w:cs="Calibri"/>
-          <w:szCs w:val="21"/>
-        </w:rPr>
-        <w:t>for desktop and mobile</w:t>
-      </w:r>
-      <w:r>
-        <w:rPr>
-          <w:rFonts w:ascii="Calibri" w:hAnsi="Calibri" w:cs="Calibri"/>
-          <w:szCs w:val="21"/>
-        </w:rPr>
-        <w:t xml:space="preserve"> </w:t>
-      </w:r>
-      <w:r>
-        <w:rPr>
-          <w:rFonts w:ascii="Calibri" w:hAnsi="Calibri" w:cs="Calibri" w:hint="eastAsia"/>
-          <w:szCs w:val="21"/>
-        </w:rPr>
-        <w:t>using</w:t>
-      </w:r>
-      <w:r>
-        <w:rPr>
-          <w:rFonts w:ascii="Calibri" w:hAnsi="Calibri" w:cs="Calibri"/>
-          <w:szCs w:val="21"/>
-        </w:rPr>
-        <w:t xml:space="preserve"> React and Less, </w:t>
-      </w:r>
-      <w:r>
-        <w:rPr>
-          <w:rFonts w:ascii="Calibri" w:hAnsi="Calibri" w:cs="Calibri"/>
-          <w:szCs w:val="21"/>
-        </w:rPr>
-        <w:t>incorporating</w:t>
-      </w:r>
-      <w:r>
-        <w:rPr>
-          <w:rFonts w:ascii="Calibri" w:hAnsi="Calibri" w:cs="Calibri"/>
-          <w:szCs w:val="21"/>
-        </w:rPr>
-        <w:t xml:space="preserve"> Chart.js for trading data visualization</w:t>
-      </w:r>
-      <w:r>
-        <w:rPr>
-          <w:rFonts w:ascii="Calibri" w:hAnsi="Calibri" w:cs="Calibri" w:hint="eastAsia"/>
-          <w:szCs w:val="21"/>
-        </w:rPr>
-        <w:t>,</w:t>
-      </w:r>
-      <w:r>
-        <w:rPr>
-          <w:rFonts w:ascii="Calibri" w:hAnsi="Calibri" w:cs="Calibri"/>
-          <w:szCs w:val="21"/>
-        </w:rPr>
-        <w:t xml:space="preserve"> Leaflet for interactive maps, </w:t>
-      </w:r>
-      <w:r>
-        <w:rPr>
-          <w:rFonts w:ascii="Calibri" w:hAnsi="Calibri" w:cs="Calibri"/>
-          <w:szCs w:val="21"/>
-        </w:rPr>
-        <w:t xml:space="preserve">and 2FA login flows </w:t>
-      </w:r>
-      <w:r>
-        <w:rPr>
-          <w:rFonts w:ascii="Calibri" w:hAnsi="Calibri" w:cs="Calibri" w:hint="eastAsia"/>
-          <w:szCs w:val="21"/>
-        </w:rPr>
-        <w:t>to</w:t>
-      </w:r>
-      <w:r>
-        <w:rPr>
-          <w:rFonts w:ascii="Calibri" w:hAnsi="Calibri" w:cs="Calibri"/>
-          <w:szCs w:val="21"/>
-        </w:rPr>
-        <w:t xml:space="preserve"> enhance account security.</w:t>
+          <w:b/>
+          <w:bCs/>
+          <w:szCs w:val="21"/>
+        </w:rPr>
+      </w:pPr>
+      <w:r>
+        <w:rPr>
+          <w:rFonts w:ascii="Calibri" w:hAnsi="Calibri" w:cs="Calibri"/>
+          <w:szCs w:val="21"/>
+        </w:rPr>
+        <w:t xml:space="preserve">Formulated and operationalized </w:t>
+      </w:r>
+      <w:r>
+        <w:rPr>
+          <w:rFonts w:ascii="Calibri" w:hAnsi="Calibri" w:cs="Calibri"/>
+          <w:b/>
+          <w:bCs/>
+          <w:szCs w:val="21"/>
+        </w:rPr>
+        <w:t>Least Cost Pathfinder</w:t>
+      </w:r>
+      <w:r>
+        <w:rPr>
+          <w:rFonts w:ascii="Calibri" w:hAnsi="Calibri" w:cs="Calibri"/>
+          <w:szCs w:val="21"/>
+        </w:rPr>
+        <w:t xml:space="preserve"> as a constrained least-cost routing model over transmission networks; produced ranked feasible delivery paths under contract-specific cost and capacity limits supporting daily trader decisions and management reviews.</w:t>
       </w:r>
     </w:p>
     <w:p>
@@ -1975,205 +1734,10 @@
       </w:pPr>
       <w:r>
         <w:rPr>
-          <w:rFonts w:ascii="Calibri" w:hAnsi="Calibri" w:cs="Calibri" w:hint="eastAsia"/>
-          <w:szCs w:val="21"/>
-        </w:rPr>
-        <w:t xml:space="preserve">Engineered </w:t>
-      </w:r>
-      <w:r>
-        <w:rPr>
-          <w:rFonts w:ascii="Calibri" w:hAnsi="Calibri" w:cs="Calibri"/>
-          <w:szCs w:val="21"/>
-        </w:rPr>
-        <w:t>scalable, low-latency RESTful APIs in FastAPI</w:t>
-      </w:r>
-      <w:r>
-        <w:rPr>
-          <w:rFonts w:ascii="Calibri" w:hAnsi="Calibri" w:cs="Calibri" w:hint="eastAsia"/>
-          <w:szCs w:val="21"/>
-        </w:rPr>
-        <w:t xml:space="preserve"> </w:t>
-      </w:r>
-      <w:r>
-        <w:rPr>
-          <w:rFonts w:ascii="Calibri" w:hAnsi="Calibri" w:cs="Calibri"/>
-          <w:szCs w:val="21"/>
-        </w:rPr>
-        <w:t>with JWT auth</w:t>
-      </w:r>
-      <w:r>
-        <w:rPr>
-          <w:rFonts w:ascii="Calibri" w:hAnsi="Calibri" w:cs="Calibri" w:hint="eastAsia"/>
-          <w:szCs w:val="21"/>
-        </w:rPr>
-        <w:t xml:space="preserve">, </w:t>
-      </w:r>
-      <w:r>
-        <w:rPr>
-          <w:rFonts w:ascii="Calibri" w:hAnsi="Calibri" w:cs="Calibri"/>
-          <w:szCs w:val="21"/>
-        </w:rPr>
-        <w:t>async processing</w:t>
-      </w:r>
-      <w:r>
-        <w:rPr>
-          <w:rFonts w:ascii="Calibri" w:hAnsi="Calibri" w:cs="Calibri" w:hint="eastAsia"/>
-          <w:szCs w:val="21"/>
-        </w:rPr>
-        <w:t>,</w:t>
-      </w:r>
-      <w:r>
-        <w:rPr>
-          <w:rFonts w:ascii="Calibri" w:hAnsi="Calibri" w:cs="Calibri"/>
-          <w:szCs w:val="21"/>
-        </w:rPr>
-        <w:t xml:space="preserve"> and optimized MySQL quer</w:t>
-      </w:r>
-      <w:r>
-        <w:rPr>
-          <w:rFonts w:ascii="Calibri" w:hAnsi="Calibri" w:cs="Calibri" w:hint="eastAsia"/>
-          <w:szCs w:val="21"/>
-        </w:rPr>
-        <w:t>y/index</w:t>
-      </w:r>
-      <w:r>
-        <w:rPr>
-          <w:rFonts w:ascii="Calibri" w:hAnsi="Calibri" w:cs="Calibri"/>
-          <w:szCs w:val="21"/>
-        </w:rPr>
-        <w:t xml:space="preserve">, </w:t>
-      </w:r>
-      <w:r>
-        <w:rPr>
-          <w:rFonts w:ascii="Calibri" w:hAnsi="Calibri" w:cs="Calibri"/>
-          <w:szCs w:val="21"/>
-        </w:rPr>
-        <w:t xml:space="preserve">reducing response times by </w:t>
-      </w:r>
-      <w:r>
-        <w:rPr>
-          <w:rFonts w:ascii="Calibri" w:hAnsi="Calibri" w:cs="Calibri" w:hint="eastAsia"/>
-          <w:szCs w:val="21"/>
-        </w:rPr>
-        <w:t>8</w:t>
-      </w:r>
-      <w:r>
-        <w:rPr>
-          <w:rFonts w:ascii="Calibri" w:hAnsi="Calibri" w:cs="Calibri"/>
-          <w:szCs w:val="21"/>
-        </w:rPr>
-        <w:t>0% in load tests simulating 1,000+ concurrent users</w:t>
-      </w:r>
-      <w:r>
-        <w:rPr>
-          <w:rFonts w:ascii="Calibri" w:hAnsi="Calibri" w:cs="Calibri"/>
-          <w:szCs w:val="21"/>
-        </w:rPr>
-        <w:t>.</w:t>
-      </w:r>
-    </w:p>
-    <w:p>
-      <w:pPr>
-        <w:tabs>
-          <w:tab w:val="right" w:pos="10915"/>
-        </w:tabs>
-        <w:spacing w:before="40" w:line="260" w:lineRule="exact"/>
-        <w:jc w:val="left"/>
-        <w:rPr>
-          <w:rFonts w:ascii="Calibri" w:hAnsi="Calibri" w:cs="Calibri"/>
-          <w:b/>
-          <w:bCs/>
-          <w:szCs w:val="21"/>
-        </w:rPr>
-      </w:pPr>
-      <w:r>
-        <w:rPr>
-          <w:rFonts w:ascii="Calibri" w:hAnsi="Calibri" w:cs="Calibri" w:hint="eastAsia"/>
-          <w:b/>
-          <w:bCs/>
-          <w:szCs w:val="21"/>
-        </w:rPr>
-        <w:t>Ecesis Investment</w:t>
-      </w:r>
-      <w:r>
-        <w:rPr>
-          <w:rFonts w:ascii="Calibri" w:hAnsi="Calibri" w:cs="Calibri"/>
-          <w:b/>
-          <w:bCs/>
-          <w:szCs w:val="21"/>
-        </w:rPr>
-        <w:tab/>
-        <w:t>J</w:t>
-      </w:r>
-      <w:r>
-        <w:rPr>
-          <w:rFonts w:ascii="Calibri" w:hAnsi="Calibri" w:cs="Calibri" w:hint="eastAsia"/>
-          <w:b/>
-          <w:bCs/>
-          <w:szCs w:val="21"/>
-        </w:rPr>
-        <w:t>u</w:t>
-      </w:r>
-      <w:r>
-        <w:rPr>
-          <w:rFonts w:ascii="Calibri" w:hAnsi="Calibri" w:cs="Calibri"/>
-          <w:b/>
-          <w:bCs/>
-          <w:szCs w:val="21"/>
-        </w:rPr>
-        <w:t>l 2023 – Dec 2023</w:t>
-      </w:r>
-    </w:p>
-    <w:p>
-      <w:pPr>
-        <w:tabs>
-          <w:tab w:val="right" w:pos="10915"/>
-        </w:tabs>
-        <w:spacing w:line="260" w:lineRule="exact"/>
-        <w:jc w:val="left"/>
-        <w:rPr>
-          <w:rFonts w:ascii="Calibri" w:hAnsi="Calibri" w:cs="Calibri"/>
-          <w:i/>
-          <w:iCs/>
-          <w:szCs w:val="21"/>
-        </w:rPr>
-      </w:pPr>
-      <w:r>
-        <w:rPr>
-          <w:rFonts w:ascii="Calibri" w:hAnsi="Calibri" w:cs="Calibri" w:hint="eastAsia"/>
-          <w:i/>
-          <w:iCs/>
-          <w:szCs w:val="21"/>
-        </w:rPr>
-        <w:t>Frontend Developer</w:t>
-      </w:r>
-      <w:r>
-        <w:rPr>
-          <w:rFonts w:ascii="Calibri" w:hAnsi="Calibri" w:cs="Calibri"/>
-          <w:i/>
-          <w:iCs/>
-          <w:szCs w:val="21"/>
-        </w:rPr>
-        <w:t xml:space="preserve"> Intern</w:t>
-      </w:r>
-      <w:r>
-        <w:rPr>
-          <w:rFonts w:ascii="Calibri" w:hAnsi="Calibri" w:cs="Calibri" w:hint="eastAsia"/>
-          <w:i/>
-          <w:iCs/>
-          <w:szCs w:val="21"/>
-        </w:rPr>
-        <w:t xml:space="preserve"> (Remote) (Part-time)</w:t>
-      </w:r>
-      <w:r>
-        <w:rPr>
-          <w:rFonts w:ascii="Calibri" w:hAnsi="Calibri" w:cs="Calibri"/>
-          <w:i/>
-          <w:iCs/>
-          <w:szCs w:val="21"/>
-        </w:rPr>
-        <w:tab/>
-        <w:t>New York, NY</w:t>
+          <w:rFonts w:ascii="Calibri" w:hAnsi="Calibri" w:cs="Calibri"/>
+          <w:szCs w:val="21"/>
+        </w:rPr>
+        <w:t>Designed and governed analytical datasets for power-market decisions (load, weather, transmission, prices, contract terms); implemented data QA/anomaly detection and audit-friendly definitions to ensure reliable inputs for forecasting and optimization.</w:t>
       </w:r>
     </w:p>
     <w:p>
@@ -2196,119 +1760,176 @@
           <w:rFonts w:ascii="Calibri" w:hAnsi="Calibri" w:cs="Calibri"/>
           <w:szCs w:val="21"/>
         </w:rPr>
-        <w:t>Delivered cross-platform AI scribing mobile app for iOS and Android using React Native,</w:t>
+        <w:t>Enabled self-serve access (query → visualization → export) for non-technical stakeholders, reducing one-off analyses and improving decision cycle time.</w:t>
+      </w:r>
+    </w:p>
+    <w:p>
+      <w:pPr>
+        <w:tabs>
+          <w:tab w:val="right" w:pos="10915"/>
+        </w:tabs>
+        <w:spacing w:before="40" w:line="260" w:lineRule="exact"/>
+        <w:jc w:val="left"/>
+        <w:rPr>
+          <w:rFonts w:ascii="Calibri" w:hAnsi="Calibri" w:cs="Calibri"/>
+          <w:b/>
+          <w:bCs/>
+          <w:szCs w:val="21"/>
+        </w:rPr>
+      </w:pPr>
+      <w:proofErr w:type="spellStart"/>
+      <w:r>
+        <w:rPr>
+          <w:rFonts w:ascii="Calibri" w:hAnsi="Calibri" w:cs="Calibri"/>
+          <w:b/>
+          <w:bCs/>
+          <w:szCs w:val="21"/>
+        </w:rPr>
+        <w:t>Elseware</w:t>
+      </w:r>
+      <w:proofErr w:type="spellEnd"/>
+      <w:r>
+        <w:rPr>
+          <w:rFonts w:ascii="Calibri" w:hAnsi="Calibri" w:cs="Calibri"/>
+          <w:b/>
+          <w:bCs/>
+          <w:szCs w:val="21"/>
+        </w:rPr>
+        <w:t xml:space="preserve"> Capital</w:t>
+      </w:r>
+      <w:r>
+        <w:rPr>
+          <w:rFonts w:ascii="Calibri" w:hAnsi="Calibri" w:cs="Calibri"/>
+          <w:b/>
+          <w:bCs/>
+          <w:szCs w:val="21"/>
+        </w:rPr>
+        <w:tab/>
+        <w:t xml:space="preserve"> </w:t>
       </w:r>
       <w:r>
         <w:rPr>
           <w:rFonts w:ascii="Calibri" w:hAnsi="Calibri" w:cs="Calibri" w:hint="eastAsia"/>
-          <w:szCs w:val="21"/>
-        </w:rPr>
-        <w:t xml:space="preserve"> featuring</w:t>
+          <w:b/>
+          <w:bCs/>
+          <w:szCs w:val="21"/>
+        </w:rPr>
+        <w:t>Jan</w:t>
+      </w:r>
+      <w:r>
+        <w:rPr>
+          <w:rFonts w:ascii="Calibri" w:hAnsi="Calibri" w:cs="Calibri"/>
+          <w:b/>
+          <w:bCs/>
+          <w:szCs w:val="21"/>
+        </w:rPr>
+        <w:t xml:space="preserve"> 202</w:t>
       </w:r>
       <w:r>
         <w:rPr>
           <w:rFonts w:ascii="Calibri" w:hAnsi="Calibri" w:cs="Calibri" w:hint="eastAsia"/>
+          <w:b/>
+          <w:bCs/>
+          <w:szCs w:val="21"/>
+        </w:rPr>
+        <w:t>4</w:t>
+      </w:r>
+      <w:r>
+        <w:rPr>
+          <w:rFonts w:ascii="Calibri" w:hAnsi="Calibri" w:cs="Calibri"/>
+          <w:b/>
+          <w:bCs/>
+          <w:szCs w:val="21"/>
+        </w:rPr>
+        <w:t xml:space="preserve"> – </w:t>
+      </w:r>
+      <w:r>
+        <w:rPr>
+          <w:rFonts w:ascii="Calibri" w:hAnsi="Calibri" w:cs="Calibri" w:hint="eastAsia"/>
+          <w:b/>
+          <w:bCs/>
+          <w:szCs w:val="21"/>
+        </w:rPr>
+        <w:t>Sep 2024</w:t>
+      </w:r>
+      <w:r>
+        <w:rPr>
+          <w:rFonts w:ascii="Calibri" w:hAnsi="Calibri" w:cs="Calibri"/>
+          <w:b/>
+          <w:bCs/>
+          <w:szCs w:val="21"/>
+        </w:rPr>
+        <w:t xml:space="preserve">  </w:t>
+      </w:r>
+    </w:p>
+    <w:p>
+      <w:pPr>
+        <w:tabs>
+          <w:tab w:val="right" w:pos="10915"/>
+        </w:tabs>
+        <w:spacing w:line="260" w:lineRule="exact"/>
+        <w:jc w:val="left"/>
+        <w:rPr>
+          <w:rFonts w:ascii="Calibri" w:hAnsi="Calibri" w:cs="Calibri"/>
+          <w:i/>
+          <w:iCs/>
+          <w:szCs w:val="21"/>
+        </w:rPr>
+      </w:pPr>
+      <w:r>
+        <w:rPr>
+          <w:rFonts w:ascii="Calibri" w:hAnsi="Calibri" w:cs="Calibri" w:hint="eastAsia"/>
+          <w:i/>
+          <w:iCs/>
+          <w:szCs w:val="21"/>
+        </w:rPr>
+        <w:t xml:space="preserve">Full Stack </w:t>
+      </w:r>
+      <w:r>
+        <w:rPr>
+          <w:rFonts w:ascii="Calibri" w:hAnsi="Calibri" w:cs="Calibri" w:hint="eastAsia"/>
+          <w:i/>
+          <w:iCs/>
+          <w:szCs w:val="21"/>
+        </w:rPr>
+        <w:t>Developer</w:t>
+      </w:r>
+      <w:r>
+        <w:rPr>
+          <w:rFonts w:ascii="Calibri" w:hAnsi="Calibri" w:cs="Calibri"/>
+          <w:i/>
+          <w:iCs/>
           <w:szCs w:val="21"/>
         </w:rPr>
         <w:t xml:space="preserve"> </w:t>
       </w:r>
       <w:r>
         <w:rPr>
-          <w:rFonts w:ascii="Calibri" w:hAnsi="Calibri" w:cs="Calibri"/>
-          <w:szCs w:val="21"/>
-        </w:rPr>
-        <w:t>audio recording, playback, real-time</w:t>
-      </w:r>
-      <w:r>
-        <w:rPr>
           <w:rFonts w:ascii="Calibri" w:hAnsi="Calibri" w:cs="Calibri" w:hint="eastAsia"/>
-          <w:szCs w:val="21"/>
-        </w:rPr>
-        <w:t xml:space="preserve"> </w:t>
-      </w:r>
-      <w:r>
-        <w:rPr>
-          <w:rFonts w:ascii="Calibri" w:hAnsi="Calibri" w:cs="Calibri"/>
-          <w:szCs w:val="21"/>
-        </w:rPr>
-        <w:t>transcription</w:t>
-      </w:r>
-      <w:r>
-        <w:rPr>
-          <w:rFonts w:ascii="Calibri" w:hAnsi="Calibri" w:cs="Calibri" w:hint="eastAsia"/>
-          <w:szCs w:val="21"/>
-        </w:rPr>
-        <w:t>,</w:t>
-      </w:r>
-      <w:r>
-        <w:rPr>
-          <w:rFonts w:ascii="Calibri" w:hAnsi="Calibri" w:cs="Calibri" w:hint="eastAsia"/>
-          <w:szCs w:val="21"/>
-        </w:rPr>
-        <w:t xml:space="preserve"> and</w:t>
-      </w:r>
-      <w:r>
-        <w:rPr>
-          <w:rFonts w:ascii="Calibri" w:hAnsi="Calibri" w:cs="Calibri" w:hint="eastAsia"/>
-          <w:szCs w:val="21"/>
-        </w:rPr>
-        <w:t xml:space="preserve"> </w:t>
-      </w:r>
-      <w:r>
-        <w:rPr>
-          <w:rFonts w:ascii="Calibri" w:hAnsi="Calibri" w:cs="Calibri" w:hint="eastAsia"/>
-          <w:szCs w:val="21"/>
-        </w:rPr>
-        <w:t>LLM</w:t>
-      </w:r>
-      <w:r>
-        <w:rPr>
-          <w:rFonts w:ascii="Calibri" w:hAnsi="Calibri" w:cs="Calibri"/>
-          <w:szCs w:val="21"/>
-        </w:rPr>
-        <w:t xml:space="preserve"> summarization</w:t>
-      </w:r>
-      <w:r>
-        <w:rPr>
-          <w:rFonts w:ascii="Calibri" w:hAnsi="Calibri" w:cs="Calibri" w:hint="eastAsia"/>
-          <w:szCs w:val="21"/>
-        </w:rPr>
-        <w:t>,</w:t>
-      </w:r>
-      <w:r>
-        <w:rPr>
-          <w:rFonts w:ascii="Calibri" w:hAnsi="Calibri" w:cs="Calibri"/>
-          <w:szCs w:val="21"/>
-        </w:rPr>
-        <w:t xml:space="preserve"> </w:t>
-      </w:r>
-      <w:r>
-        <w:rPr>
-          <w:rFonts w:ascii="Calibri" w:hAnsi="Calibri" w:cs="Calibri"/>
-          <w:szCs w:val="21"/>
-        </w:rPr>
-        <w:t>collaborating</w:t>
-      </w:r>
-      <w:r>
-        <w:rPr>
-          <w:rFonts w:ascii="Calibri" w:hAnsi="Calibri" w:cs="Calibri" w:hint="eastAsia"/>
-          <w:szCs w:val="21"/>
-        </w:rPr>
-        <w:t xml:space="preserve"> closely</w:t>
-      </w:r>
-      <w:r>
-        <w:rPr>
-          <w:rFonts w:ascii="Calibri" w:hAnsi="Calibri" w:cs="Calibri"/>
-          <w:szCs w:val="21"/>
-        </w:rPr>
-        <w:t xml:space="preserve"> with UI/UX and backend</w:t>
-      </w:r>
-      <w:r>
-        <w:rPr>
-          <w:rFonts w:ascii="Calibri" w:hAnsi="Calibri" w:cs="Calibri" w:hint="eastAsia"/>
-          <w:szCs w:val="21"/>
-        </w:rPr>
-        <w:t xml:space="preserve"> teams.</w:t>
+          <w:i/>
+          <w:iCs/>
+          <w:szCs w:val="21"/>
+        </w:rPr>
+        <w:t>(</w:t>
+      </w:r>
+      <w:r>
+        <w:rPr>
+          <w:rFonts w:ascii="Calibri" w:hAnsi="Calibri" w:cs="Calibri"/>
+          <w:i/>
+          <w:iCs/>
+          <w:szCs w:val="21"/>
+        </w:rPr>
+        <w:t>Remote)</w:t>
+      </w:r>
+      <w:r>
+        <w:rPr>
+          <w:rFonts w:ascii="Calibri" w:hAnsi="Calibri" w:cs="Calibri"/>
+          <w:i/>
+          <w:iCs/>
+          <w:szCs w:val="21"/>
+        </w:rPr>
+        <w:tab/>
+        <w:t xml:space="preserve"> New York, NY</w:t>
       </w:r>
     </w:p>
     <w:p>
@@ -2331,104 +1952,63 @@
           <w:rFonts w:ascii="Calibri" w:hAnsi="Calibri" w:cs="Calibri"/>
           <w:szCs w:val="21"/>
         </w:rPr>
-        <w:t xml:space="preserve">Reduced real-time transcription latency by 60% </w:t>
-      </w:r>
-      <w:r>
-        <w:rPr>
-          <w:rFonts w:ascii="Calibri" w:hAnsi="Calibri" w:cs="Calibri" w:hint="eastAsia"/>
-          <w:szCs w:val="21"/>
-        </w:rPr>
-        <w:t>via</w:t>
-      </w:r>
-      <w:r>
-        <w:rPr>
-          <w:rFonts w:ascii="Calibri" w:hAnsi="Calibri" w:cs="Calibri"/>
-          <w:szCs w:val="21"/>
-        </w:rPr>
-        <w:t xml:space="preserve"> optimizing bi-directional WebSocket streaming</w:t>
-      </w:r>
-      <w:r>
-        <w:rPr>
-          <w:rFonts w:ascii="Calibri" w:hAnsi="Calibri" w:cs="Calibri" w:hint="eastAsia"/>
-          <w:szCs w:val="21"/>
-        </w:rPr>
-        <w:t>;</w:t>
-      </w:r>
-      <w:r>
-        <w:rPr>
-          <w:rFonts w:ascii="Calibri" w:hAnsi="Calibri" w:cs="Calibri"/>
-          <w:szCs w:val="21"/>
-        </w:rPr>
-        <w:t xml:space="preserve"> improved app responsiveness by implementing caching and Redux state managemen</w:t>
-      </w:r>
-      <w:r>
-        <w:rPr>
-          <w:rFonts w:ascii="Calibri" w:hAnsi="Calibri" w:cs="Calibri" w:hint="eastAsia"/>
-          <w:szCs w:val="21"/>
-        </w:rPr>
-        <w:t>t, reducing</w:t>
-      </w:r>
-      <w:r>
-        <w:rPr>
-          <w:rFonts w:ascii="Calibri" w:hAnsi="Calibri" w:cs="Calibri"/>
-          <w:szCs w:val="21"/>
-        </w:rPr>
-        <w:t xml:space="preserve"> rendering time by 80%</w:t>
-      </w:r>
-      <w:r>
-        <w:rPr>
-          <w:rFonts w:ascii="Calibri" w:hAnsi="Calibri" w:cs="Calibri" w:hint="eastAsia"/>
-          <w:szCs w:val="21"/>
-        </w:rPr>
-        <w:t>.</w:t>
+        <w:t xml:space="preserve">Built a real-estate trading system with explicit lifecycle states and </w:t>
+      </w:r>
+      <w:r>
+        <w:rPr>
+          <w:rFonts w:ascii="Calibri" w:hAnsi="Calibri" w:cs="Calibri"/>
+          <w:b/>
+          <w:bCs/>
+          <w:szCs w:val="21"/>
+        </w:rPr>
+        <w:t>rule/constraint gates</w:t>
+      </w:r>
+      <w:r>
+        <w:rPr>
+          <w:rFonts w:ascii="Calibri" w:hAnsi="Calibri" w:cs="Calibri"/>
+          <w:szCs w:val="21"/>
+        </w:rPr>
+        <w:t xml:space="preserve"> (KYC, transfer rules, portfolio rules), producing decision-ready monitoring views for transactions and portfolio risk controls.</w:t>
       </w:r>
     </w:p>
     <w:p>
       <w:pPr>
-        <w:spacing w:line="40" w:lineRule="exact"/>
+        <w:pStyle w:val="ListParagraph"/>
+        <w:numPr>
+          <w:ilvl w:val="0"/>
+          <w:numId w:val="40"/>
+        </w:numPr>
+        <w:spacing w:line="260" w:lineRule="exact"/>
+        <w:ind w:left="648" w:firstLineChars="0"/>
         <w:jc w:val="left"/>
         <w:rPr>
           <w:rFonts w:ascii="Calibri" w:hAnsi="Calibri" w:cs="Calibri"/>
-          <w:sz w:val="22"/>
-        </w:rPr>
-      </w:pPr>
+          <w:szCs w:val="21"/>
+        </w:rPr>
+      </w:pPr>
+      <w:r>
+        <w:rPr>
+          <w:rFonts w:ascii="Calibri" w:hAnsi="Calibri" w:cs="Calibri"/>
+          <w:szCs w:val="21"/>
+        </w:rPr>
+        <w:t>Designed database schemas and analytical entities for portfolios, positions, orders, and transactions to support reconciliation, monitoring, and audit-friendly reporting.</w:t>
+      </w:r>
     </w:p>
     <w:p>
       <w:pPr>
-        <w:pBdr>
-          <w:bottom w:val="single" w:sz="4" w:space="1" w:color="auto"/>
-        </w:pBdr>
+        <w:tabs>
+          <w:tab w:val="right" w:pos="10915"/>
+        </w:tabs>
         <w:spacing w:before="40" w:line="260" w:lineRule="exact"/>
         <w:jc w:val="left"/>
         <w:rPr>
           <w:rFonts w:ascii="Calibri" w:hAnsi="Calibri" w:cs="Calibri"/>
           <w:b/>
           <w:bCs/>
-          <w:sz w:val="24"/>
-          <w:szCs w:val="24"/>
-        </w:rPr>
-      </w:pPr>
-      <w:r>
-        <w:rPr>
-          <w:rFonts w:ascii="Calibri" w:hAnsi="Calibri" w:cs="Calibri"/>
-          <w:b/>
-          <w:bCs/>
-          <w:sz w:val="24"/>
-          <w:szCs w:val="24"/>
-        </w:rPr>
-        <w:t>PROJECTS</w:t>
-      </w:r>
-    </w:p>
-    <w:p>
-      <w:pPr>
-        <w:spacing w:line="260" w:lineRule="exact"/>
-        <w:jc w:val="left"/>
-        <w:rPr>
-          <w:rFonts w:ascii="Calibri" w:hAnsi="Calibri" w:cs="Calibri"/>
-          <w:color w:val="000000" w:themeColor="text1"/>
-          <w:szCs w:val="21"/>
-        </w:rPr>
-      </w:pPr>
+          <w:szCs w:val="21"/>
+        </w:rPr>
+      </w:pPr>
+      <w:proofErr w:type="spellStart"/>
       <w:r>
         <w:rPr>
           <w:rFonts w:ascii="Calibri" w:hAnsi="Calibri" w:cs="Calibri" w:hint="eastAsia"/>
@@ -2436,16 +2016,17 @@
           <w:bCs/>
           <w:szCs w:val="21"/>
         </w:rPr>
-        <w:t>Transformer</w:t>
-      </w:r>
-      <w:r>
-        <w:rPr>
-          <w:rFonts w:ascii="Calibri" w:hAnsi="Calibri" w:cs="Calibri"/>
+        <w:t>Ecesis</w:t>
+      </w:r>
+      <w:proofErr w:type="spellEnd"/>
+      <w:r>
+        <w:rPr>
+          <w:rFonts w:ascii="Calibri" w:hAnsi="Calibri" w:cs="Calibri" w:hint="eastAsia"/>
           <w:b/>
           <w:bCs/>
           <w:szCs w:val="21"/>
         </w:rPr>
-        <w:t xml:space="preserve"> &amp; </w:t>
+        <w:t xml:space="preserve"> Investment</w:t>
       </w:r>
       <w:r>
         <w:rPr>
@@ -2454,819 +2035,138 @@
           <w:bCs/>
           <w:szCs w:val="21"/>
         </w:rPr>
-        <w:t>Reinforcement</w:t>
-      </w:r>
-      <w:r>
-        <w:rPr>
-          <w:rFonts w:ascii="Calibri" w:hAnsi="Calibri" w:cs="Calibri"/>
+        <w:tab/>
+        <w:t>J</w:t>
+      </w:r>
+      <w:r>
+        <w:rPr>
+          <w:rFonts w:ascii="Calibri" w:hAnsi="Calibri" w:cs="Calibri" w:hint="eastAsia"/>
           <w:b/>
           <w:bCs/>
           <w:szCs w:val="21"/>
         </w:rPr>
-        <w:t xml:space="preserve"> Learning</w:t>
-      </w:r>
-      <w:r>
-        <w:rPr>
-          <w:rFonts w:ascii="Calibri" w:hAnsi="Calibri" w:cs="Calibri"/>
-          <w:szCs w:val="21"/>
-        </w:rPr>
-        <w:t xml:space="preserve">: </w:t>
-      </w:r>
-      <w:r>
-        <w:rPr>
-          <w:rFonts w:ascii="Calibri" w:hAnsi="Calibri" w:cs="Calibri" w:hint="eastAsia"/>
-          <w:color w:val="000000" w:themeColor="text1"/>
-          <w:szCs w:val="21"/>
-        </w:rPr>
-        <w:t xml:space="preserve">Designed a </w:t>
-      </w:r>
-      <w:r>
-        <w:rPr>
-          <w:rFonts w:ascii="Calibri" w:hAnsi="Calibri" w:cs="Calibri" w:hint="eastAsia"/>
-          <w:color w:val="000000" w:themeColor="text1"/>
-          <w:szCs w:val="21"/>
-        </w:rPr>
-        <w:t>T</w:t>
-      </w:r>
-      <w:r>
-        <w:rPr>
-          <w:rFonts w:ascii="Calibri" w:hAnsi="Calibri" w:cs="Calibri" w:hint="eastAsia"/>
-          <w:color w:val="000000" w:themeColor="text1"/>
-          <w:szCs w:val="21"/>
-        </w:rPr>
-        <w:t>ransformer</w:t>
-      </w:r>
-      <w:r>
-        <w:rPr>
-          <w:rFonts w:ascii="Calibri" w:hAnsi="Calibri" w:cs="Calibri" w:hint="eastAsia"/>
-          <w:color w:val="000000" w:themeColor="text1"/>
-          <w:szCs w:val="21"/>
-        </w:rPr>
-        <w:t xml:space="preserve"> </w:t>
-      </w:r>
-      <w:r>
-        <w:rPr>
-          <w:rFonts w:ascii="Calibri" w:hAnsi="Calibri" w:cs="Calibri" w:hint="eastAsia"/>
-          <w:color w:val="000000" w:themeColor="text1"/>
-          <w:szCs w:val="21"/>
-        </w:rPr>
-        <w:t>model</w:t>
-      </w:r>
-      <w:r>
-        <w:rPr>
-          <w:rFonts w:ascii="Calibri" w:hAnsi="Calibri" w:cs="Calibri" w:hint="eastAsia"/>
-          <w:color w:val="000000" w:themeColor="text1"/>
-          <w:szCs w:val="21"/>
-        </w:rPr>
-        <w:t xml:space="preserve"> </w:t>
-      </w:r>
-      <w:r>
-        <w:rPr>
-          <w:rFonts w:ascii="Calibri" w:hAnsi="Calibri" w:cs="Calibri" w:hint="eastAsia"/>
-          <w:color w:val="000000" w:themeColor="text1"/>
-          <w:szCs w:val="21"/>
-        </w:rPr>
-        <w:t>for</w:t>
-      </w:r>
-      <w:r>
-        <w:rPr>
-          <w:rFonts w:ascii="Calibri" w:hAnsi="Calibri" w:cs="Calibri" w:hint="eastAsia"/>
-          <w:color w:val="000000" w:themeColor="text1"/>
-          <w:szCs w:val="21"/>
-        </w:rPr>
-        <w:t xml:space="preserve"> </w:t>
-      </w:r>
-      <w:r>
-        <w:rPr>
-          <w:rFonts w:ascii="Calibri" w:hAnsi="Calibri" w:cs="Calibri"/>
-          <w:color w:val="000000" w:themeColor="text1"/>
-          <w:szCs w:val="21"/>
-        </w:rPr>
-        <w:t>predator control</w:t>
-      </w:r>
-      <w:r>
-        <w:rPr>
-          <w:rFonts w:ascii="Calibri" w:hAnsi="Calibri" w:cs="Calibri" w:hint="eastAsia"/>
-          <w:color w:val="000000" w:themeColor="text1"/>
-          <w:szCs w:val="21"/>
-        </w:rPr>
-        <w:t xml:space="preserve"> </w:t>
-      </w:r>
-      <w:r>
-        <w:rPr>
-          <w:rFonts w:ascii="Calibri" w:hAnsi="Calibri" w:cs="Calibri" w:hint="eastAsia"/>
-          <w:color w:val="000000" w:themeColor="text1"/>
-          <w:szCs w:val="21"/>
-        </w:rPr>
-        <w:t xml:space="preserve">in </w:t>
-      </w:r>
-      <w:r>
-        <w:rPr>
-          <w:rFonts w:ascii="Calibri" w:hAnsi="Calibri" w:cs="Calibri" w:hint="eastAsia"/>
-          <w:color w:val="000000" w:themeColor="text1"/>
-          <w:szCs w:val="21"/>
-        </w:rPr>
-        <w:t xml:space="preserve">boids </w:t>
-      </w:r>
-      <w:r>
-        <w:rPr>
-          <w:rFonts w:ascii="Calibri" w:hAnsi="Calibri" w:cs="Calibri" w:hint="eastAsia"/>
-          <w:color w:val="000000" w:themeColor="text1"/>
-          <w:szCs w:val="21"/>
-        </w:rPr>
-        <w:t xml:space="preserve">simulation, </w:t>
-      </w:r>
-      <w:r>
-        <w:rPr>
-          <w:rFonts w:ascii="Calibri" w:hAnsi="Calibri" w:cs="Calibri" w:hint="eastAsia"/>
-          <w:color w:val="000000" w:themeColor="text1"/>
-          <w:szCs w:val="21"/>
-        </w:rPr>
-        <w:t>pre-</w:t>
-      </w:r>
-      <w:r>
-        <w:rPr>
-          <w:rFonts w:ascii="Calibri" w:hAnsi="Calibri" w:cs="Calibri" w:hint="eastAsia"/>
-          <w:color w:val="000000" w:themeColor="text1"/>
-          <w:szCs w:val="21"/>
-        </w:rPr>
-        <w:t xml:space="preserve">trained with </w:t>
-      </w:r>
-      <w:r>
-        <w:rPr>
-          <w:rFonts w:ascii="Calibri" w:hAnsi="Calibri" w:cs="Calibri"/>
-          <w:color w:val="000000" w:themeColor="text1"/>
-          <w:szCs w:val="21"/>
-        </w:rPr>
-        <w:t>supervised</w:t>
-      </w:r>
-      <w:r>
-        <w:rPr>
-          <w:rFonts w:ascii="Calibri" w:hAnsi="Calibri" w:cs="Calibri" w:hint="eastAsia"/>
-          <w:color w:val="000000" w:themeColor="text1"/>
-          <w:szCs w:val="21"/>
-        </w:rPr>
-        <w:t xml:space="preserve"> learning </w:t>
-      </w:r>
-      <w:r>
-        <w:rPr>
-          <w:rFonts w:ascii="Calibri" w:hAnsi="Calibri" w:cs="Calibri" w:hint="eastAsia"/>
-          <w:color w:val="000000" w:themeColor="text1"/>
-          <w:szCs w:val="21"/>
-        </w:rPr>
-        <w:t xml:space="preserve">on </w:t>
-      </w:r>
-      <w:r>
-        <w:rPr>
-          <w:rFonts w:ascii="Calibri" w:hAnsi="Calibri" w:cs="Calibri" w:hint="eastAsia"/>
-          <w:color w:val="000000" w:themeColor="text1"/>
-          <w:szCs w:val="21"/>
-        </w:rPr>
-        <w:t xml:space="preserve">rule-based </w:t>
-      </w:r>
-      <w:r>
-        <w:rPr>
-          <w:rFonts w:ascii="Calibri" w:hAnsi="Calibri" w:cs="Calibri" w:hint="eastAsia"/>
-          <w:color w:val="000000" w:themeColor="text1"/>
-          <w:szCs w:val="21"/>
-        </w:rPr>
-        <w:t>data</w:t>
-      </w:r>
-      <w:r>
-        <w:rPr>
-          <w:rFonts w:ascii="Calibri" w:hAnsi="Calibri" w:cs="Calibri" w:hint="eastAsia"/>
-          <w:color w:val="000000" w:themeColor="text1"/>
-          <w:szCs w:val="21"/>
-        </w:rPr>
-        <w:t xml:space="preserve">, </w:t>
-      </w:r>
-      <w:r>
-        <w:rPr>
-          <w:rFonts w:ascii="Calibri" w:hAnsi="Calibri" w:cs="Calibri" w:hint="eastAsia"/>
-          <w:color w:val="000000" w:themeColor="text1"/>
-          <w:szCs w:val="21"/>
-        </w:rPr>
-        <w:t>fine-tuned using PPO</w:t>
-      </w:r>
-      <w:r>
-        <w:rPr>
-          <w:rFonts w:ascii="Calibri" w:hAnsi="Calibri" w:cs="Calibri" w:hint="eastAsia"/>
-          <w:color w:val="000000" w:themeColor="text1"/>
-          <w:szCs w:val="21"/>
-        </w:rPr>
-        <w:t xml:space="preserve"> reinforcement learning</w:t>
-      </w:r>
-      <w:r>
-        <w:rPr>
-          <w:rFonts w:ascii="Calibri" w:hAnsi="Calibri" w:cs="Calibri"/>
-          <w:color w:val="000000" w:themeColor="text1"/>
-          <w:szCs w:val="21"/>
-        </w:rPr>
-        <w:t xml:space="preserve"> </w:t>
-      </w:r>
-      <w:r>
-        <w:rPr>
-          <w:rFonts w:ascii="Calibri" w:hAnsi="Calibri" w:cs="Calibri" w:hint="eastAsia"/>
-          <w:color w:val="000000" w:themeColor="text1"/>
-          <w:szCs w:val="21"/>
-        </w:rPr>
-        <w:t xml:space="preserve">for </w:t>
-      </w:r>
-      <w:r>
-        <w:rPr>
-          <w:rFonts w:ascii="Calibri" w:hAnsi="Calibri" w:cs="Calibri"/>
-          <w:color w:val="000000" w:themeColor="text1"/>
-          <w:szCs w:val="21"/>
-        </w:rPr>
-        <w:t xml:space="preserve">emergent strategy against </w:t>
-      </w:r>
-      <w:r>
-        <w:rPr>
-          <w:rFonts w:ascii="Calibri" w:hAnsi="Calibri" w:cs="Calibri" w:hint="eastAsia"/>
-          <w:color w:val="000000" w:themeColor="text1"/>
-          <w:szCs w:val="21"/>
-        </w:rPr>
-        <w:t xml:space="preserve">boids </w:t>
-      </w:r>
-      <w:r>
-        <w:rPr>
-          <w:rFonts w:ascii="Calibri" w:hAnsi="Calibri" w:cs="Calibri"/>
-          <w:color w:val="000000" w:themeColor="text1"/>
-          <w:szCs w:val="21"/>
-        </w:rPr>
-        <w:t>flocking</w:t>
-      </w:r>
-      <w:r>
-        <w:rPr>
-          <w:rFonts w:ascii="Calibri" w:hAnsi="Calibri" w:cs="Calibri" w:hint="eastAsia"/>
-          <w:color w:val="000000" w:themeColor="text1"/>
-          <w:szCs w:val="21"/>
-        </w:rPr>
-        <w:t xml:space="preserve"> dynamics</w:t>
-      </w:r>
-      <w:r>
-        <w:rPr>
-          <w:rFonts w:ascii="Calibri" w:hAnsi="Calibri" w:cs="Calibri" w:hint="eastAsia"/>
-          <w:color w:val="000000" w:themeColor="text1"/>
-          <w:szCs w:val="21"/>
-        </w:rPr>
-        <w:t xml:space="preserve">, </w:t>
-      </w:r>
-      <w:r>
-        <w:rPr>
-          <w:rFonts w:ascii="Calibri" w:hAnsi="Calibri" w:cs="Calibri"/>
-          <w:color w:val="000000" w:themeColor="text1"/>
-          <w:szCs w:val="21"/>
-        </w:rPr>
-        <w:t xml:space="preserve">and distilled </w:t>
-      </w:r>
-      <w:r>
-        <w:rPr>
-          <w:rFonts w:ascii="Calibri" w:hAnsi="Calibri" w:cs="Calibri" w:hint="eastAsia"/>
-          <w:color w:val="000000" w:themeColor="text1"/>
-          <w:szCs w:val="21"/>
-        </w:rPr>
-        <w:t>in</w:t>
-      </w:r>
-      <w:r>
-        <w:rPr>
-          <w:rFonts w:ascii="Calibri" w:hAnsi="Calibri" w:cs="Calibri"/>
-          <w:color w:val="000000" w:themeColor="text1"/>
-          <w:szCs w:val="21"/>
-        </w:rPr>
-        <w:t xml:space="preserve">to a 40% smaller model </w:t>
-      </w:r>
-      <w:r>
-        <w:rPr>
-          <w:rFonts w:ascii="Calibri" w:hAnsi="Calibri" w:cs="Calibri"/>
-          <w:color w:val="000000" w:themeColor="text1"/>
-          <w:szCs w:val="21"/>
-        </w:rPr>
-        <w:t>achieving</w:t>
-      </w:r>
-      <w:r>
-        <w:rPr>
-          <w:rFonts w:ascii="Calibri" w:hAnsi="Calibri" w:cs="Calibri"/>
-          <w:color w:val="000000" w:themeColor="text1"/>
-          <w:szCs w:val="21"/>
-        </w:rPr>
-        <w:t xml:space="preserve"> &lt;10ms </w:t>
-      </w:r>
-      <w:r>
-        <w:rPr>
-          <w:rFonts w:ascii="Calibri" w:hAnsi="Calibri" w:cs="Calibri"/>
-          <w:color w:val="000000" w:themeColor="text1"/>
-          <w:szCs w:val="21"/>
-        </w:rPr>
-        <w:t xml:space="preserve">in-browser </w:t>
-      </w:r>
-      <w:r>
-        <w:rPr>
-          <w:rFonts w:ascii="Calibri" w:hAnsi="Calibri" w:cs="Calibri" w:hint="eastAsia"/>
-          <w:color w:val="000000" w:themeColor="text1"/>
-          <w:szCs w:val="21"/>
-        </w:rPr>
-        <w:t>inference</w:t>
-      </w:r>
-      <w:r>
-        <w:rPr>
-          <w:rFonts w:ascii="Calibri" w:hAnsi="Calibri" w:cs="Calibri" w:hint="eastAsia"/>
-          <w:color w:val="000000" w:themeColor="text1"/>
-          <w:szCs w:val="21"/>
-        </w:rPr>
-        <w:t xml:space="preserve"> </w:t>
-      </w:r>
-      <w:r>
-        <w:rPr>
-          <w:rFonts w:ascii="Calibri" w:hAnsi="Calibri" w:cs="Calibri" w:hint="eastAsia"/>
-          <w:color w:val="000000" w:themeColor="text1"/>
-          <w:szCs w:val="21"/>
-        </w:rPr>
-        <w:t>via</w:t>
-      </w:r>
-      <w:r>
-        <w:rPr>
-          <w:rFonts w:ascii="Calibri" w:hAnsi="Calibri" w:cs="Calibri" w:hint="eastAsia"/>
-          <w:color w:val="000000" w:themeColor="text1"/>
-          <w:szCs w:val="21"/>
-        </w:rPr>
-        <w:t xml:space="preserve"> WebAssembly</w:t>
-      </w:r>
-      <w:r>
-        <w:rPr>
-          <w:rFonts w:ascii="Calibri" w:hAnsi="Calibri" w:cs="Calibri" w:hint="eastAsia"/>
-          <w:color w:val="000000" w:themeColor="text1"/>
-          <w:szCs w:val="21"/>
-        </w:rPr>
-        <w:t>.</w:t>
-      </w:r>
-      <w:r>
-        <w:rPr>
-          <w:rFonts w:ascii="Calibri" w:hAnsi="Calibri" w:cs="Calibri" w:hint="eastAsia"/>
-          <w:color w:val="000000" w:themeColor="text1"/>
-          <w:szCs w:val="21"/>
-        </w:rPr>
-        <w:t xml:space="preserve"> [</w:t>
-      </w:r>
-      <w:hyperlink r:id="rId10" w:history="1">
-        <w:r>
-          <w:rPr>
-            <w:rStyle w:val="Hyperlink"/>
-            <w:rFonts w:ascii="Calibri" w:hAnsi="Calibri" w:cs="Calibri" w:hint="eastAsia"/>
-            <w:szCs w:val="21"/>
-          </w:rPr>
-          <w:t>L</w:t>
-        </w:r>
-        <w:r>
-          <w:rPr>
-            <w:rStyle w:val="Hyperlink"/>
-            <w:rFonts w:ascii="Calibri" w:hAnsi="Calibri" w:cs="Calibri" w:hint="eastAsia"/>
-            <w:szCs w:val="21"/>
-          </w:rPr>
-          <w:t>ink</w:t>
-        </w:r>
-      </w:hyperlink>
-      <w:r>
-        <w:rPr>
-          <w:rFonts w:ascii="Calibri" w:hAnsi="Calibri" w:cs="Calibri" w:hint="eastAsia"/>
-          <w:color w:val="000000" w:themeColor="text1"/>
-          <w:szCs w:val="21"/>
-        </w:rPr>
-        <w:t>]</w:t>
+        <w:t>u</w:t>
+      </w:r>
+      <w:r>
+        <w:rPr>
+          <w:rFonts w:ascii="Calibri" w:hAnsi="Calibri" w:cs="Calibri"/>
+          <w:b/>
+          <w:bCs/>
+          <w:szCs w:val="21"/>
+        </w:rPr>
+        <w:t>l 2023 – Dec 2023</w:t>
       </w:r>
     </w:p>
     <w:p>
       <w:pPr>
-        <w:spacing w:before="60" w:line="260" w:lineRule="exact"/>
+        <w:tabs>
+          <w:tab w:val="right" w:pos="10915"/>
+        </w:tabs>
+        <w:spacing w:line="260" w:lineRule="exact"/>
         <w:jc w:val="left"/>
         <w:rPr>
           <w:rFonts w:ascii="Calibri" w:hAnsi="Calibri" w:cs="Calibri"/>
-          <w:color w:val="000000" w:themeColor="text1"/>
-          <w:szCs w:val="21"/>
-        </w:rPr>
-      </w:pPr>
-      <w:r>
-        <w:rPr>
-          <w:rFonts w:ascii="Calibri" w:hAnsi="Calibri" w:cs="Calibri"/>
-          <w:b/>
-          <w:bCs/>
-          <w:szCs w:val="21"/>
-        </w:rPr>
-        <w:t>Machine Learning &amp; Deep Learning</w:t>
-      </w:r>
-      <w:r>
-        <w:rPr>
-          <w:rFonts w:ascii="Calibri" w:hAnsi="Calibri" w:cs="Calibri"/>
-          <w:szCs w:val="21"/>
-        </w:rPr>
-        <w:t xml:space="preserve">: </w:t>
-      </w:r>
+          <w:i/>
+          <w:iCs/>
+          <w:szCs w:val="21"/>
+        </w:rPr>
+      </w:pPr>
       <w:r>
         <w:rPr>
           <w:rFonts w:ascii="Calibri" w:hAnsi="Calibri" w:cs="Calibri" w:hint="eastAsia"/>
-          <w:color w:val="000000" w:themeColor="text1"/>
-          <w:szCs w:val="21"/>
-        </w:rPr>
-        <w:t>F</w:t>
-      </w:r>
-      <w:r>
-        <w:rPr>
-          <w:rFonts w:ascii="Calibri" w:hAnsi="Calibri" w:cs="Calibri"/>
-          <w:color w:val="000000" w:themeColor="text1"/>
-          <w:szCs w:val="21"/>
-        </w:rPr>
-        <w:t>ine-tuned a DenseNet121-based CNN</w:t>
-      </w:r>
-      <w:r>
-        <w:rPr>
-          <w:rFonts w:ascii="Calibri" w:hAnsi="Calibri" w:cs="Calibri"/>
-          <w:szCs w:val="21"/>
-        </w:rPr>
-        <w:t xml:space="preserve"> </w:t>
+          <w:i/>
+          <w:iCs/>
+          <w:szCs w:val="21"/>
+        </w:rPr>
+        <w:t>Frontend Developer</w:t>
+      </w:r>
+      <w:r>
+        <w:rPr>
+          <w:rFonts w:ascii="Calibri" w:hAnsi="Calibri" w:cs="Calibri"/>
+          <w:i/>
+          <w:iCs/>
+          <w:szCs w:val="21"/>
+        </w:rPr>
+        <w:t xml:space="preserve"> Intern</w:t>
       </w:r>
       <w:r>
         <w:rPr>
           <w:rFonts w:ascii="Calibri" w:hAnsi="Calibri" w:cs="Calibri" w:hint="eastAsia"/>
-          <w:color w:val="000000" w:themeColor="text1"/>
-          <w:szCs w:val="21"/>
-        </w:rPr>
-        <w:t>via</w:t>
-      </w:r>
-      <w:r>
-        <w:rPr>
-          <w:rFonts w:ascii="Calibri" w:hAnsi="Calibri" w:cs="Calibri"/>
-          <w:color w:val="000000" w:themeColor="text1"/>
-          <w:szCs w:val="21"/>
-        </w:rPr>
-        <w:t xml:space="preserve"> transfer learnin</w:t>
-      </w:r>
-      <w:r>
-        <w:rPr>
-          <w:rFonts w:ascii="Calibri" w:hAnsi="Calibri" w:cs="Calibri" w:hint="eastAsia"/>
-          <w:color w:val="000000" w:themeColor="text1"/>
-          <w:szCs w:val="21"/>
-        </w:rPr>
-        <w:t>g</w:t>
-      </w:r>
-      <w:r>
-        <w:rPr>
-          <w:rFonts w:ascii="Calibri" w:hAnsi="Calibri" w:cs="Calibri" w:hint="eastAsia"/>
-          <w:color w:val="000000" w:themeColor="text1"/>
-          <w:szCs w:val="21"/>
-        </w:rPr>
-        <w:t xml:space="preserve"> </w:t>
-      </w:r>
-      <w:r>
-        <w:rPr>
-          <w:rFonts w:ascii="Calibri" w:hAnsi="Calibri" w:cs="Calibri"/>
-          <w:color w:val="000000" w:themeColor="text1"/>
-          <w:szCs w:val="21"/>
-        </w:rPr>
-        <w:t>to classify 9 tomato leaf diseases using the 54K-image PlantVillage dataset</w:t>
-      </w:r>
-      <w:r>
-        <w:rPr>
-          <w:rFonts w:ascii="Calibri" w:hAnsi="Calibri" w:cs="Calibri"/>
-          <w:color w:val="000000" w:themeColor="text1"/>
-          <w:szCs w:val="21"/>
-        </w:rPr>
-        <w:t>, achieving 99%</w:t>
-      </w:r>
-      <w:r>
-        <w:rPr>
-          <w:rFonts w:ascii="Calibri" w:hAnsi="Calibri" w:cs="Calibri" w:hint="eastAsia"/>
-          <w:color w:val="000000" w:themeColor="text1"/>
-          <w:szCs w:val="21"/>
-        </w:rPr>
-        <w:t xml:space="preserve"> test</w:t>
-      </w:r>
-      <w:r>
-        <w:rPr>
-          <w:rFonts w:ascii="Calibri" w:hAnsi="Calibri" w:cs="Calibri" w:hint="eastAsia"/>
-          <w:color w:val="000000" w:themeColor="text1"/>
-          <w:szCs w:val="21"/>
-        </w:rPr>
-        <w:t xml:space="preserve"> accuracy </w:t>
-      </w:r>
-      <w:r>
-        <w:rPr>
-          <w:rFonts w:ascii="Calibri" w:hAnsi="Calibri" w:cs="Calibri"/>
-          <w:color w:val="000000" w:themeColor="text1"/>
-          <w:szCs w:val="21"/>
-        </w:rPr>
-        <w:t>and 95.1% accuracy</w:t>
-      </w:r>
-      <w:r>
-        <w:rPr>
-          <w:rFonts w:ascii="Calibri" w:hAnsi="Calibri" w:cs="Calibri" w:hint="eastAsia"/>
-          <w:color w:val="000000" w:themeColor="text1"/>
-          <w:szCs w:val="21"/>
-        </w:rPr>
-        <w:t xml:space="preserve"> </w:t>
-      </w:r>
-      <w:r>
-        <w:rPr>
-          <w:rFonts w:ascii="Calibri" w:hAnsi="Calibri" w:cs="Calibri"/>
-          <w:color w:val="000000" w:themeColor="text1"/>
-          <w:szCs w:val="21"/>
-        </w:rPr>
-        <w:t>on external datasets</w:t>
-      </w:r>
-      <w:r>
-        <w:rPr>
-          <w:rFonts w:ascii="Calibri" w:hAnsi="Calibri" w:cs="Calibri" w:hint="eastAsia"/>
-          <w:color w:val="000000" w:themeColor="text1"/>
-          <w:szCs w:val="21"/>
-        </w:rPr>
-        <w:t xml:space="preserve">, </w:t>
-      </w:r>
-      <w:r>
-        <w:rPr>
-          <w:rFonts w:ascii="Calibri" w:hAnsi="Calibri" w:cs="Calibri"/>
-          <w:color w:val="000000" w:themeColor="text1"/>
-          <w:szCs w:val="21"/>
-        </w:rPr>
-        <w:t>with model performance evaluated via ROC curves, precision-recall, and confusion matrices</w:t>
-      </w:r>
-      <w:r>
-        <w:rPr>
-          <w:rFonts w:ascii="Calibri" w:hAnsi="Calibri" w:cs="Calibri" w:hint="eastAsia"/>
-          <w:color w:val="000000" w:themeColor="text1"/>
-          <w:szCs w:val="21"/>
-        </w:rPr>
-        <w:t xml:space="preserve">. </w:t>
-      </w:r>
-      <w:r>
-        <w:rPr>
-          <w:rFonts w:ascii="Calibri" w:hAnsi="Calibri" w:cs="Calibri"/>
-          <w:color w:val="000000" w:themeColor="text1"/>
-          <w:szCs w:val="21"/>
-        </w:rPr>
-        <w:t>[</w:t>
-      </w:r>
-      <w:hyperlink r:id="rId11" w:history="1">
-        <w:r>
-          <w:rPr>
-            <w:rStyle w:val="Hyperlink"/>
-            <w:rFonts w:ascii="Calibri" w:hAnsi="Calibri" w:cs="Calibri" w:hint="eastAsia"/>
-            <w:szCs w:val="21"/>
-          </w:rPr>
-          <w:t>L</w:t>
-        </w:r>
-        <w:r>
-          <w:rPr>
-            <w:rStyle w:val="Hyperlink"/>
-            <w:rFonts w:ascii="Calibri" w:hAnsi="Calibri" w:cs="Calibri"/>
-            <w:szCs w:val="21"/>
-          </w:rPr>
-          <w:t>ink</w:t>
-        </w:r>
-      </w:hyperlink>
-      <w:r>
-        <w:rPr>
-          <w:rFonts w:ascii="Calibri" w:hAnsi="Calibri" w:cs="Calibri"/>
-          <w:color w:val="000000" w:themeColor="text1"/>
-          <w:szCs w:val="21"/>
-        </w:rPr>
-        <w:t>]</w:t>
+          <w:i/>
+          <w:iCs/>
+          <w:szCs w:val="21"/>
+        </w:rPr>
+        <w:t xml:space="preserve"> (Remote) (Part-time)</w:t>
+      </w:r>
+      <w:r>
+        <w:rPr>
+          <w:rFonts w:ascii="Calibri" w:hAnsi="Calibri" w:cs="Calibri"/>
+          <w:i/>
+          <w:iCs/>
+          <w:szCs w:val="21"/>
+        </w:rPr>
+        <w:tab/>
+        <w:t>New York, NY</w:t>
       </w:r>
     </w:p>
     <w:p>
       <w:pPr>
-        <w:spacing w:before="60" w:line="260" w:lineRule="exact"/>
+        <w:pStyle w:val="ListParagraph"/>
+        <w:numPr>
+          <w:ilvl w:val="0"/>
+          <w:numId w:val="40"/>
+        </w:numPr>
+        <w:spacing w:line="260" w:lineRule="exact"/>
+        <w:ind w:left="648" w:firstLineChars="0"/>
         <w:jc w:val="left"/>
         <w:rPr>
-          <w:szCs w:val="21"/>
-        </w:rPr>
-      </w:pPr>
-      <w:r>
-        <w:rPr>
-          <w:b/>
-          <w:bCs/>
-          <w:szCs w:val="21"/>
-        </w:rPr>
-        <w:t>DevOps &amp; Cloud Infrastructure</w:t>
-      </w:r>
-      <w:r>
-        <w:rPr>
-          <w:rFonts w:hint="eastAsia"/>
-          <w:szCs w:val="21"/>
-        </w:rPr>
-        <w:t xml:space="preserve">: </w:t>
-      </w:r>
-      <w:r>
-        <w:rPr>
-          <w:szCs w:val="21"/>
-        </w:rPr>
-        <w:t>Orchestrated</w:t>
-      </w:r>
-      <w:r>
-        <w:rPr>
-          <w:szCs w:val="21"/>
-        </w:rPr>
-        <w:t xml:space="preserve"> a high-availability Kubernetes cluster (3 Debian servers) for containerized web services, leveraging Helm for deployment, Nginx Ingress</w:t>
-      </w:r>
-      <w:r>
-        <w:rPr>
-          <w:rFonts w:hint="eastAsia"/>
-          <w:szCs w:val="21"/>
-        </w:rPr>
-        <w:t xml:space="preserve"> </w:t>
-      </w:r>
-      <w:r>
-        <w:rPr>
-          <w:szCs w:val="21"/>
-        </w:rPr>
-        <w:t>for load balancing, Prometheus</w:t>
-      </w:r>
-      <w:r>
-        <w:rPr>
-          <w:rFonts w:hint="eastAsia"/>
-          <w:szCs w:val="21"/>
-        </w:rPr>
-        <w:t>/</w:t>
-      </w:r>
-      <w:r>
-        <w:rPr>
-          <w:szCs w:val="21"/>
-        </w:rPr>
-        <w:t xml:space="preserve">Grafana for real-time monitoring and alerting, </w:t>
-      </w:r>
-      <w:r>
-        <w:rPr>
-          <w:szCs w:val="21"/>
-        </w:rPr>
-        <w:t xml:space="preserve">and </w:t>
-      </w:r>
-      <w:r>
-        <w:rPr>
-          <w:rFonts w:hint="eastAsia"/>
-          <w:szCs w:val="21"/>
-        </w:rPr>
-        <w:t xml:space="preserve">a </w:t>
-      </w:r>
-      <w:r>
-        <w:rPr>
-          <w:szCs w:val="21"/>
-        </w:rPr>
-        <w:t>centralized</w:t>
-      </w:r>
-      <w:r>
-        <w:rPr>
-          <w:szCs w:val="21"/>
-        </w:rPr>
-        <w:t xml:space="preserve"> ELK stack </w:t>
-      </w:r>
-      <w:r>
-        <w:rPr>
-          <w:rFonts w:hint="eastAsia"/>
-          <w:szCs w:val="21"/>
-        </w:rPr>
-        <w:t>(</w:t>
-      </w:r>
-      <w:r>
-        <w:rPr>
-          <w:szCs w:val="21"/>
-        </w:rPr>
-        <w:t>Elasticsearch</w:t>
-      </w:r>
-      <w:r>
-        <w:rPr>
-          <w:szCs w:val="21"/>
-        </w:rPr>
-        <w:t>, Logstash, Kibana) for log aggregation and visualization</w:t>
-      </w:r>
-      <w:r>
-        <w:rPr>
-          <w:szCs w:val="21"/>
+          <w:rFonts w:ascii="Calibri" w:hAnsi="Calibri" w:cs="Calibri"/>
+          <w:sz w:val="22"/>
+        </w:rPr>
+      </w:pPr>
+      <w:r>
+        <w:rPr>
+          <w:rFonts w:ascii="Calibri" w:hAnsi="Calibri" w:cs="Calibri"/>
+          <w:sz w:val="22"/>
+        </w:rPr>
+        <w:t xml:space="preserve">Built user workflows for an AI scribing mobile app (capture → transcribe → summarize → review), emphasizing clarity, confidence, and revision </w:t>
+      </w:r>
+      <w:r>
+        <w:rPr>
+          <w:rFonts w:ascii="Calibri" w:hAnsi="Calibri" w:cs="Calibri"/>
+          <w:sz w:val="22"/>
+        </w:rPr>
+        <w:t>so users could trust results and move from raw text to actionable notes</w:t>
+      </w:r>
+      <w:r>
+        <w:rPr>
+          <w:rFonts w:ascii="Calibri" w:hAnsi="Calibri" w:cs="Calibri" w:hint="eastAsia"/>
+          <w:sz w:val="22"/>
         </w:rPr>
         <w:t>.</w:t>
-      </w:r>
-      <w:r>
-        <w:rPr>
-          <w:rFonts w:hint="eastAsia"/>
-          <w:szCs w:val="21"/>
-        </w:rPr>
-        <w:t xml:space="preserve"> [</w:t>
-      </w:r>
-      <w:hyperlink r:id="rId12" w:history="1">
-        <w:r>
-          <w:rPr>
-            <w:rStyle w:val="Hyperlink"/>
-            <w:rFonts w:hint="eastAsia"/>
-            <w:szCs w:val="21"/>
-          </w:rPr>
-          <w:t>L</w:t>
-        </w:r>
-        <w:r>
-          <w:rPr>
-            <w:rStyle w:val="Hyperlink"/>
-            <w:rFonts w:hint="eastAsia"/>
-            <w:szCs w:val="21"/>
-          </w:rPr>
-          <w:t>ink</w:t>
-        </w:r>
-      </w:hyperlink>
-      <w:r>
-        <w:rPr>
-          <w:rFonts w:hint="eastAsia"/>
-          <w:szCs w:val="21"/>
-        </w:rPr>
-        <w:t>]</w:t>
       </w:r>
     </w:p>
     <w:p>
       <w:pPr>
-        <w:spacing w:before="60" w:line="260" w:lineRule="exact"/>
+        <w:pStyle w:val="ListParagraph"/>
+        <w:numPr>
+          <w:ilvl w:val="0"/>
+          <w:numId w:val="40"/>
+        </w:numPr>
+        <w:spacing w:line="260" w:lineRule="exact"/>
+        <w:ind w:left="648" w:firstLineChars="0"/>
         <w:jc w:val="left"/>
         <w:rPr>
-          <w:rFonts w:hint="eastAsia"/>
-          <w:b/>
-          <w:bCs/>
-          <w:szCs w:val="21"/>
-        </w:rPr>
-      </w:pPr>
-      <w:r>
-        <w:rPr>
-          <w:rFonts w:hint="eastAsia"/>
-          <w:b/>
-          <w:bCs/>
-          <w:szCs w:val="21"/>
-        </w:rPr>
-        <w:t>Distributed System &amp; Database</w:t>
-      </w:r>
-      <w:r>
-        <w:rPr>
-          <w:rFonts w:hint="eastAsia"/>
-          <w:szCs w:val="21"/>
-        </w:rPr>
-        <w:t xml:space="preserve">: </w:t>
-      </w:r>
-      <w:r>
-        <w:rPr>
-          <w:rFonts w:ascii="Calibri" w:hAnsi="Calibri" w:cs="Calibri"/>
-          <w:color w:val="000000" w:themeColor="text1"/>
-          <w:szCs w:val="21"/>
-        </w:rPr>
-        <w:t xml:space="preserve">Developed a </w:t>
-      </w:r>
-      <w:r>
-        <w:rPr>
-          <w:rFonts w:ascii="Calibri" w:hAnsi="Calibri" w:cs="Calibri" w:hint="eastAsia"/>
-          <w:color w:val="000000" w:themeColor="text1"/>
-          <w:szCs w:val="21"/>
-        </w:rPr>
-        <w:t>distributed</w:t>
-      </w:r>
-      <w:r>
-        <w:rPr>
-          <w:rFonts w:ascii="Calibri" w:hAnsi="Calibri" w:cs="Calibri"/>
-          <w:color w:val="000000" w:themeColor="text1"/>
-          <w:szCs w:val="21"/>
-        </w:rPr>
-        <w:t xml:space="preserve">, sharded key/value store in Java using Multi-Paxos, later optimizing it with a Raft-like consensus algorithm for improved </w:t>
-      </w:r>
-      <w:r>
-        <w:rPr>
-          <w:rFonts w:ascii="Calibri" w:hAnsi="Calibri" w:cs="Calibri"/>
-          <w:color w:val="000000" w:themeColor="text1"/>
-          <w:szCs w:val="21"/>
-        </w:rPr>
-        <w:t>throughput</w:t>
-      </w:r>
-      <w:r>
-        <w:rPr>
-          <w:rFonts w:ascii="Calibri" w:hAnsi="Calibri" w:cs="Calibri"/>
-          <w:color w:val="000000" w:themeColor="text1"/>
-          <w:szCs w:val="21"/>
-        </w:rPr>
-        <w:t>; implemented a two-phase commit protocol to ensure atomic, strongly consistent cross-shard transactions in a horizontally scalable system.</w:t>
-      </w:r>
-      <w:r>
-        <w:rPr>
-          <w:rFonts w:ascii="Calibri" w:hAnsi="Calibri" w:cs="Calibri" w:hint="eastAsia"/>
-          <w:color w:val="000000" w:themeColor="text1"/>
-          <w:szCs w:val="21"/>
-        </w:rPr>
-        <w:t xml:space="preserve"> [</w:t>
-      </w:r>
-      <w:hyperlink r:id="rId13" w:history="1">
-        <w:r>
-          <w:rPr>
-            <w:rStyle w:val="Hyperlink"/>
-            <w:rFonts w:ascii="Calibri" w:hAnsi="Calibri" w:cs="Calibri" w:hint="eastAsia"/>
-            <w:szCs w:val="21"/>
-          </w:rPr>
-          <w:t>Link</w:t>
-        </w:r>
-      </w:hyperlink>
-      <w:r>
-        <w:rPr>
-          <w:rFonts w:ascii="Calibri" w:hAnsi="Calibri" w:cs="Calibri" w:hint="eastAsia"/>
-          <w:color w:val="000000" w:themeColor="text1"/>
-          <w:szCs w:val="21"/>
-        </w:rPr>
-        <w:t>]</w:t>
+          <w:rFonts w:ascii="Calibri" w:hAnsi="Calibri" w:cs="Calibri"/>
+          <w:sz w:val="22"/>
+        </w:rPr>
+      </w:pPr>
+      <w:r>
+        <w:rPr>
+          <w:rFonts w:ascii="Calibri" w:hAnsi="Calibri" w:cs="Calibri"/>
+          <w:sz w:val="22"/>
+        </w:rPr>
+        <w:t>Implemented interaction patterns that improved user ability to interpret, verify, and act on model-generated results in a React Native app.</w:t>
       </w:r>
     </w:p>
     <w:sectPr>
@@ -9232,7 +8132,7 @@
   <w:style w:type="paragraph" w:default="1" w:styleId="Normal">
     <w:name w:val="Normal"/>
     <w:qFormat/>
-    <w:rsid w:val="001D7BEB"/>
+    <w:rsid w:val="00894E1A"/>
     <w:pPr>
       <w:widowControl w:val="0"/>
       <w:jc w:val="both"/>
@@ -9246,7 +8146,6 @@
   <w:style w:type="character" w:default="1" w:styleId="DefaultParagraphFont">
     <w:name w:val="Default Paragraph Font"/>
     <w:uiPriority w:val="1"/>
-    <w:semiHidden/>
     <w:unhideWhenUsed/>
   </w:style>
   <w:style w:type="table" w:default="1" w:styleId="TableNormal">
@@ -9829,6 +8728,10 @@
 </file>
 
 <file path=customXml/item1.xml><?xml version="1.0" encoding="utf-8"?>
+<b:Sources xmlns:b="http://schemas.openxmlformats.org/officeDocument/2006/bibliography" xmlns="http://schemas.openxmlformats.org/officeDocument/2006/bibliography" SelectedStyle="/APA.XSL" StyleName="APA"/>
+</file>
+
+<file path=customXml/item2.xml><?xml version="1.0" encoding="utf-8"?>
 <s:customData xmlns="http://www.wps.cn/officeDocument/2013/wpsCustomData" xmlns:s="http://www.wps.cn/officeDocument/2013/wpsCustomData">
   <customSectProps>
     <customSectPr/>
@@ -9836,22 +8739,18 @@
 </s:customData>
 </file>
 
-<file path=customXml/item2.xml><?xml version="1.0" encoding="utf-8"?>
-<b:Sources xmlns:b="http://schemas.openxmlformats.org/officeDocument/2006/bibliography" xmlns="http://schemas.openxmlformats.org/officeDocument/2006/bibliography" SelectedStyle="/APA.XSL" StyleName="APA"/>
+<file path=customXml/itemProps1.xml><?xml version="1.0" encoding="utf-8"?>
+<ds:datastoreItem xmlns:ds="http://schemas.openxmlformats.org/officeDocument/2006/customXml" ds:itemID="{D8A76CFB-A7C7-45AC-930C-4C41684C2E1F}">
+  <ds:schemaRefs>
+    <ds:schemaRef ds:uri="http://schemas.openxmlformats.org/officeDocument/2006/bibliography"/>
+  </ds:schemaRefs>
+</ds:datastoreItem>
 </file>
 
-<file path=customXml/itemProps1.xml><?xml version="1.0" encoding="utf-8"?>
+<file path=customXml/itemProps2.xml><?xml version="1.0" encoding="utf-8"?>
 <ds:datastoreItem xmlns:ds="http://schemas.openxmlformats.org/officeDocument/2006/customXml" ds:itemID="{B1977F7D-205B-4081-913C-38D41E755F92}">
   <ds:schemaRefs>
     <ds:schemaRef ds:uri="http://www.wps.cn/officeDocument/2013/wpsCustomData"/>
   </ds:schemaRefs>
 </ds:datastoreItem>
-</file>
-
-<file path=customXml/itemProps2.xml><?xml version="1.0" encoding="utf-8"?>
-<ds:datastoreItem xmlns:ds="http://schemas.openxmlformats.org/officeDocument/2006/customXml" ds:itemID="{D8A76CFB-A7C7-45AC-930C-4C41684C2E1F}">
-  <ds:schemaRefs>
-    <ds:schemaRef ds:uri="http://schemas.openxmlformats.org/officeDocument/2006/bibliography"/>
-  </ds:schemaRefs>
-</ds:datastoreItem>
 </file>
--- a/Yimian-Liu-Resume.docx
+++ b/Yimian-Liu-Resume.docx
@@ -48,7 +48,6 @@
           <w:sz w:val="22"/>
         </w:rPr>
       </w:pPr>
-      <w:proofErr w:type="spellStart"/>
       <w:r>
         <w:rPr>
           <w:rFonts w:ascii="Calibri" w:hAnsi="Calibri" w:cs="Calibri" w:hint="eastAsia"/>
@@ -57,7 +56,6 @@
         </w:rPr>
         <w:t>i@yimian.xyz</w:t>
       </w:r>
-      <w:proofErr w:type="spellEnd"/>
       <w:r>
         <w:rPr>
           <w:rFonts w:ascii="Calibri" w:hAnsi="Calibri" w:cs="Calibri"/>
@@ -90,23 +88,6 @@
         </w:rPr>
         <w:t>5915</w:t>
       </w:r>
-      <w:r>
-        <w:rPr>
-          <w:rFonts w:ascii="Calibri" w:hAnsi="Calibri" w:cs="Calibri"/>
-          <w:color w:val="000000" w:themeColor="text1"/>
-          <w:sz w:val="22"/>
-        </w:rPr>
-        <w:t xml:space="preserve"> | </w:t>
-      </w:r>
-      <w:hyperlink r:id="rId9" w:history="1">
-        <w:r>
-          <w:rPr>
-            <w:rStyle w:val="Hyperlink"/>
-            <w:color w:val="000000" w:themeColor="text1"/>
-          </w:rPr>
-          <w:t>https://yimian.xyz/</w:t>
-        </w:r>
-      </w:hyperlink>
     </w:p>
     <w:p>
       <w:pPr>
@@ -330,7 +311,7 @@
         <w:spacing w:line="260" w:lineRule="exact"/>
         <w:jc w:val="left"/>
         <w:rPr>
-          <w:rFonts w:ascii="Calibri" w:hAnsi="Calibri" w:cs="Calibri" w:hint="eastAsia"/>
+          <w:rFonts w:ascii="Calibri" w:hAnsi="Calibri" w:cs="Calibri"/>
           <w:szCs w:val="21"/>
         </w:rPr>
       </w:pPr>
@@ -348,7 +329,21 @@
           <w:rFonts w:ascii="Calibri" w:hAnsi="Calibri" w:cs="Calibri"/>
           <w:szCs w:val="21"/>
         </w:rPr>
-        <w:t xml:space="preserve"> statistical learning, probabilistic modeling, and computational methods for prediction and decision support.</w:t>
+        <w:t xml:space="preserve"> </w:t>
+      </w:r>
+      <w:r>
+        <w:rPr>
+          <w:rFonts w:ascii="Calibri" w:hAnsi="Calibri" w:cs="Calibri" w:hint="eastAsia"/>
+          <w:szCs w:val="21"/>
+        </w:rPr>
+        <w:t>s</w:t>
+      </w:r>
+      <w:r>
+        <w:rPr>
+          <w:rFonts w:ascii="Calibri" w:hAnsi="Calibri" w:cs="Calibri"/>
+          <w:szCs w:val="21"/>
+        </w:rPr>
+        <w:t>tatistical learning, probabilistic modeling, and computational methods for prediction and decision support.</w:t>
       </w:r>
     </w:p>
     <w:p>
@@ -509,7 +504,7 @@
         <w:spacing w:line="260" w:lineRule="exact"/>
         <w:jc w:val="left"/>
         <w:rPr>
-          <w:rFonts w:ascii="Calibri" w:hAnsi="Calibri" w:cs="Calibri" w:hint="eastAsia"/>
+          <w:rFonts w:ascii="Calibri" w:hAnsi="Calibri" w:cs="Calibri"/>
           <w:i/>
           <w:iCs/>
           <w:szCs w:val="21"/>
@@ -766,7 +761,7 @@
         <w:spacing w:line="260" w:lineRule="exact"/>
         <w:jc w:val="left"/>
         <w:rPr>
-          <w:rFonts w:ascii="Calibri" w:hAnsi="Calibri" w:cs="Calibri" w:hint="eastAsia"/>
+          <w:rFonts w:ascii="Calibri" w:hAnsi="Calibri" w:cs="Calibri"/>
           <w:b/>
           <w:bCs/>
           <w:szCs w:val="21"/>
@@ -809,7 +804,21 @@
           <w:rFonts w:ascii="Calibri" w:hAnsi="Calibri" w:cs="Calibri" w:hint="eastAsia"/>
           <w:szCs w:val="21"/>
         </w:rPr>
-        <w:t xml:space="preserve">Python, SQL, TypeScript, C, </w:t>
+        <w:t xml:space="preserve">SQL, </w:t>
+      </w:r>
+      <w:r>
+        <w:rPr>
+          <w:rFonts w:ascii="Calibri" w:hAnsi="Calibri" w:cs="Calibri" w:hint="eastAsia"/>
+          <w:szCs w:val="21"/>
+        </w:rPr>
+        <w:t xml:space="preserve">Python, </w:t>
+      </w:r>
+      <w:r>
+        <w:rPr>
+          <w:rFonts w:ascii="Calibri" w:hAnsi="Calibri" w:cs="Calibri" w:hint="eastAsia"/>
+          <w:szCs w:val="21"/>
+        </w:rPr>
+        <w:t xml:space="preserve">C, </w:t>
       </w:r>
       <w:r>
         <w:rPr>
@@ -823,7 +832,21 @@
           <w:rFonts w:ascii="Calibri" w:hAnsi="Calibri" w:cs="Calibri" w:hint="eastAsia"/>
           <w:szCs w:val="21"/>
         </w:rPr>
-        <w:t xml:space="preserve">VBA, </w:t>
+        <w:t>VBA,</w:t>
+      </w:r>
+      <w:r>
+        <w:rPr>
+          <w:rFonts w:ascii="Calibri" w:hAnsi="Calibri" w:cs="Calibri" w:hint="eastAsia"/>
+          <w:szCs w:val="21"/>
+        </w:rPr>
+        <w:t xml:space="preserve"> </w:t>
+      </w:r>
+      <w:r>
+        <w:rPr>
+          <w:rFonts w:ascii="Calibri" w:hAnsi="Calibri" w:cs="Calibri" w:hint="eastAsia"/>
+          <w:szCs w:val="21"/>
+        </w:rPr>
+        <w:t xml:space="preserve">TypeScript, </w:t>
       </w:r>
       <w:r>
         <w:rPr>
@@ -846,21 +869,12 @@
         </w:rPr>
         <w:t xml:space="preserve"> </w:t>
       </w:r>
-      <w:proofErr w:type="spellStart"/>
-      <w:r>
-        <w:rPr>
-          <w:rFonts w:ascii="Calibri" w:hAnsi="Calibri" w:cs="Calibri" w:hint="eastAsia"/>
-          <w:szCs w:val="21"/>
-        </w:rPr>
-        <w:t>BigQuery</w:t>
-      </w:r>
-      <w:proofErr w:type="spellEnd"/>
-      <w:r>
-        <w:rPr>
-          <w:rFonts w:ascii="Calibri" w:hAnsi="Calibri" w:cs="Calibri" w:hint="eastAsia"/>
-          <w:szCs w:val="21"/>
-        </w:rPr>
-        <w:t xml:space="preserve">, </w:t>
+      <w:r>
+        <w:rPr>
+          <w:rFonts w:ascii="Calibri" w:hAnsi="Calibri" w:cs="Calibri" w:hint="eastAsia"/>
+          <w:szCs w:val="21"/>
+        </w:rPr>
+        <w:t xml:space="preserve">BigQuery, </w:t>
       </w:r>
       <w:r>
         <w:rPr>
@@ -1188,10 +1202,10 @@
       </w:pPr>
       <w:r>
         <w:rPr>
-          <w:rFonts w:ascii="Calibri" w:hAnsi="Calibri" w:cs="Calibri"/>
-          <w:szCs w:val="21"/>
-        </w:rPr>
-        <w:t>Coordinated</w:t>
+          <w:rFonts w:ascii="Calibri" w:hAnsi="Calibri" w:cs="Calibri" w:hint="eastAsia"/>
+          <w:szCs w:val="21"/>
+        </w:rPr>
+        <w:t>Lead</w:t>
       </w:r>
       <w:r>
         <w:rPr>
@@ -1209,40 +1223,97 @@
       </w:r>
       <w:r>
         <w:rPr>
-          <w:rFonts w:ascii="Calibri" w:hAnsi="Calibri" w:cs="Calibri"/>
-          <w:szCs w:val="21"/>
-        </w:rPr>
-        <w:t xml:space="preserve">decision support for trading/commercial </w:t>
-      </w:r>
-      <w:r>
-        <w:rPr>
-          <w:rFonts w:ascii="Calibri" w:hAnsi="Calibri" w:cs="Calibri" w:hint="eastAsia"/>
-          <w:szCs w:val="21"/>
-        </w:rPr>
-        <w:t>teams</w:t>
-      </w:r>
-      <w:r>
-        <w:rPr>
-          <w:rFonts w:ascii="Calibri" w:hAnsi="Calibri" w:cs="Calibri"/>
-          <w:szCs w:val="21"/>
-        </w:rPr>
-        <w:t xml:space="preserve"> by translating business goals into </w:t>
-      </w:r>
-      <w:r>
-        <w:rPr>
-          <w:rFonts w:ascii="Calibri" w:hAnsi="Calibri" w:cs="Calibri"/>
+          <w:rFonts w:ascii="Calibri" w:hAnsi="Calibri" w:cs="Calibri" w:hint="eastAsia"/>
           <w:b/>
           <w:bCs/>
           <w:szCs w:val="21"/>
         </w:rPr>
-        <w:t>formal decision problems</w:t>
-      </w:r>
-      <w:r>
-        <w:rPr>
-          <w:rFonts w:ascii="Calibri" w:hAnsi="Calibri" w:cs="Calibri"/>
-          <w:szCs w:val="21"/>
-        </w:rPr>
-        <w:t xml:space="preserve"> (objective functions, constraints, risk tolerances) and producing decision-ready outputs embedded in daily workflows.</w:t>
+        <w:t xml:space="preserve">model-driven </w:t>
+      </w:r>
+      <w:r>
+        <w:rPr>
+          <w:rFonts w:ascii="Calibri" w:hAnsi="Calibri" w:cs="Calibri"/>
+          <w:b/>
+          <w:bCs/>
+          <w:szCs w:val="21"/>
+        </w:rPr>
+        <w:t>decision support</w:t>
+      </w:r>
+      <w:r>
+        <w:rPr>
+          <w:rFonts w:ascii="Calibri" w:hAnsi="Calibri" w:cs="Calibri"/>
+          <w:szCs w:val="21"/>
+        </w:rPr>
+        <w:t xml:space="preserve"> for trading/commercial </w:t>
+      </w:r>
+      <w:r>
+        <w:rPr>
+          <w:rFonts w:ascii="Calibri" w:hAnsi="Calibri" w:cs="Calibri" w:hint="eastAsia"/>
+          <w:szCs w:val="21"/>
+        </w:rPr>
+        <w:t>teams</w:t>
+      </w:r>
+      <w:r>
+        <w:rPr>
+          <w:rFonts w:ascii="Calibri" w:hAnsi="Calibri" w:cs="Calibri"/>
+          <w:szCs w:val="21"/>
+        </w:rPr>
+        <w:t xml:space="preserve"> by translating business goals into </w:t>
+      </w:r>
+      <w:r>
+        <w:rPr>
+          <w:rFonts w:ascii="Calibri" w:hAnsi="Calibri" w:cs="Calibri" w:hint="eastAsia"/>
+          <w:b/>
+          <w:bCs/>
+          <w:szCs w:val="21"/>
+        </w:rPr>
+        <w:t>quantitative</w:t>
+      </w:r>
+      <w:r>
+        <w:rPr>
+          <w:rFonts w:ascii="Calibri" w:hAnsi="Calibri" w:cs="Calibri"/>
+          <w:b/>
+          <w:bCs/>
+          <w:szCs w:val="21"/>
+        </w:rPr>
+        <w:t xml:space="preserve"> decision </w:t>
+      </w:r>
+      <w:r>
+        <w:rPr>
+          <w:rFonts w:ascii="Calibri" w:hAnsi="Calibri" w:cs="Calibri" w:hint="eastAsia"/>
+          <w:b/>
+          <w:bCs/>
+          <w:szCs w:val="21"/>
+        </w:rPr>
+        <w:t>models</w:t>
+      </w:r>
+      <w:r>
+        <w:rPr>
+          <w:rFonts w:ascii="Calibri" w:hAnsi="Calibri" w:cs="Calibri"/>
+          <w:szCs w:val="21"/>
+        </w:rPr>
+        <w:t xml:space="preserve"> (</w:t>
+      </w:r>
+      <w:r>
+        <w:rPr>
+          <w:rFonts w:ascii="Calibri" w:hAnsi="Calibri" w:cs="Calibri" w:hint="eastAsia"/>
+          <w:szCs w:val="21"/>
+        </w:rPr>
+        <w:t>variables, constraints, objectives</w:t>
+      </w:r>
+      <w:r>
+        <w:rPr>
+          <w:rFonts w:ascii="Calibri" w:hAnsi="Calibri" w:cs="Calibri"/>
+          <w:szCs w:val="21"/>
+        </w:rPr>
+        <w:t>) and producing decision-ready outputs</w:t>
+      </w:r>
+      <w:r>
+        <w:rPr>
+          <w:rFonts w:ascii="Calibri" w:hAnsi="Calibri" w:cs="Calibri" w:hint="eastAsia"/>
+          <w:szCs w:val="21"/>
+        </w:rPr>
+        <w:t xml:space="preserve"> for daily trading and management reporting.</w:t>
       </w:r>
     </w:p>
     <w:p>
@@ -1336,23 +1407,21 @@
           <w:rFonts w:ascii="Calibri" w:hAnsi="Calibri" w:cs="Calibri"/>
           <w:szCs w:val="21"/>
         </w:rPr>
-        <w:t xml:space="preserve">: input QA, constraint feasibility checks, </w:t>
-      </w:r>
-      <w:proofErr w:type="spellStart"/>
-      <w:r>
-        <w:rPr>
-          <w:rFonts w:ascii="Calibri" w:hAnsi="Calibri" w:cs="Calibri"/>
-          <w:szCs w:val="21"/>
-        </w:rPr>
-        <w:t>backtests</w:t>
-      </w:r>
-      <w:proofErr w:type="spellEnd"/>
-      <w:r>
-        <w:rPr>
-          <w:rFonts w:ascii="Calibri" w:hAnsi="Calibri" w:cs="Calibri"/>
-          <w:szCs w:val="21"/>
-        </w:rPr>
-        <w:t>, and monitoring to ensure model outputs remain valid under shifting market/weather conditions and data latency.</w:t>
+        <w:t xml:space="preserve">: input </w:t>
+      </w:r>
+      <w:r>
+        <w:rPr>
+          <w:rFonts w:ascii="Calibri" w:hAnsi="Calibri" w:cs="Calibri" w:hint="eastAsia"/>
+          <w:szCs w:val="21"/>
+        </w:rPr>
+        <w:t>quality checks</w:t>
+      </w:r>
+      <w:r>
+        <w:rPr>
+          <w:rFonts w:ascii="Calibri" w:hAnsi="Calibri" w:cs="Calibri"/>
+          <w:szCs w:val="21"/>
+        </w:rPr>
+        <w:t>, constraint feasibility checks, backtests, and monitoring to ensure model outputs remain valid under shifting market/weather conditions and data latency.</w:t>
       </w:r>
     </w:p>
     <w:p>
@@ -1391,23 +1460,7 @@
           <w:rFonts w:ascii="Calibri" w:hAnsi="Calibri" w:cs="Calibri"/>
           <w:szCs w:val="21"/>
         </w:rPr>
-        <w:t xml:space="preserve"> by specifying decision variables/constraints, integrating forecast + prior-outcome inputs, enforcing validation/conflict controls, automating forward-day execution, and maintaining traceable lineage in </w:t>
-      </w:r>
-      <w:proofErr w:type="spellStart"/>
-      <w:r>
-        <w:rPr>
-          <w:rFonts w:ascii="Calibri" w:hAnsi="Calibri" w:cs="Calibri"/>
-          <w:szCs w:val="21"/>
-        </w:rPr>
-        <w:t>BigQuery</w:t>
-      </w:r>
-      <w:proofErr w:type="spellEnd"/>
-      <w:r>
-        <w:rPr>
-          <w:rFonts w:ascii="Calibri" w:hAnsi="Calibri" w:cs="Calibri"/>
-          <w:szCs w:val="21"/>
-        </w:rPr>
-        <w:t xml:space="preserve"> for reproducible analysis and audit-ready decision support.</w:t>
+        <w:t xml:space="preserve"> by specifying decision variables/constraints, integrating forecast + prior-outcome inputs, enforcing validation/conflict controls, automating forward-day execution, and maintaining traceable lineage in BigQuery for reproducible analysis and audit-ready decision support.</w:t>
       </w:r>
     </w:p>
     <w:p>
@@ -1641,39 +1694,79 @@
           <w:rFonts w:ascii="Calibri" w:hAnsi="Calibri" w:cs="Calibri"/>
           <w:szCs w:val="21"/>
         </w:rPr>
-        <w:t xml:space="preserve"> (TypeScript + GCP + </w:t>
-      </w:r>
-      <w:proofErr w:type="spellStart"/>
-      <w:r>
-        <w:rPr>
-          <w:rFonts w:ascii="Calibri" w:hAnsi="Calibri" w:cs="Calibri"/>
-          <w:szCs w:val="21"/>
-        </w:rPr>
-        <w:t>BigQuery</w:t>
-      </w:r>
-      <w:proofErr w:type="spellEnd"/>
-      <w:r>
-        <w:rPr>
-          <w:rFonts w:ascii="Calibri" w:hAnsi="Calibri" w:cs="Calibri"/>
-          <w:szCs w:val="21"/>
-        </w:rPr>
-        <w:t xml:space="preserve">) to </w:t>
-      </w:r>
-      <w:r>
-        <w:rPr>
-          <w:rFonts w:ascii="Calibri" w:hAnsi="Calibri" w:cs="Calibri"/>
+        <w:t xml:space="preserve"> (TypeScript + GCP + BigQuery)</w:t>
+      </w:r>
+      <w:r>
+        <w:rPr>
+          <w:rFonts w:ascii="Calibri" w:hAnsi="Calibri" w:cs="Calibri" w:hint="eastAsia"/>
+          <w:szCs w:val="21"/>
+        </w:rPr>
+        <w:t>, a</w:t>
+      </w:r>
+      <w:r>
+        <w:rPr>
+          <w:rFonts w:ascii="Calibri" w:hAnsi="Calibri" w:cs="Calibri" w:hint="eastAsia"/>
+          <w:szCs w:val="21"/>
+        </w:rPr>
+        <w:t xml:space="preserve"> production</w:t>
+      </w:r>
+      <w:r>
+        <w:rPr>
+          <w:rFonts w:ascii="Calibri" w:hAnsi="Calibri" w:cs="Calibri" w:hint="eastAsia"/>
+          <w:szCs w:val="21"/>
+        </w:rPr>
+        <w:t xml:space="preserve"> platform that</w:t>
+      </w:r>
+      <w:r>
+        <w:rPr>
+          <w:rFonts w:ascii="Calibri" w:hAnsi="Calibri" w:cs="Calibri" w:hint="eastAsia"/>
+          <w:szCs w:val="21"/>
+        </w:rPr>
+        <w:t xml:space="preserve"> </w:t>
+      </w:r>
+      <w:r>
+        <w:rPr>
+          <w:rFonts w:ascii="Calibri" w:hAnsi="Calibri" w:cs="Calibri" w:hint="eastAsia"/>
           <w:b/>
           <w:bCs/>
           <w:szCs w:val="21"/>
         </w:rPr>
-        <w:t>operationalize forecasting/optimization decision models</w:t>
-      </w:r>
-      <w:r>
-        <w:rPr>
-          <w:rFonts w:ascii="Calibri" w:hAnsi="Calibri" w:cs="Calibri"/>
-          <w:szCs w:val="21"/>
-        </w:rPr>
-        <w:t xml:space="preserve"> into reproducible daily workflows for 50+ stakeholders (trading, commercial, leadership).</w:t>
+        <w:t>standardizes quantitative decision workflows</w:t>
+      </w:r>
+      <w:r>
+        <w:rPr>
+          <w:rFonts w:ascii="Calibri" w:hAnsi="Calibri" w:cs="Calibri" w:hint="eastAsia"/>
+          <w:szCs w:val="21"/>
+        </w:rPr>
+        <w:t xml:space="preserve"> (ISO bidding modules, transmission planning tools, forecast/GIS portals), support 50+ stakeholders </w:t>
+      </w:r>
+      <w:r>
+        <w:rPr>
+          <w:rFonts w:ascii="Calibri" w:hAnsi="Calibri" w:cs="Calibri"/>
+          <w:szCs w:val="21"/>
+        </w:rPr>
+        <w:t>(trading, commercial, leadership)</w:t>
+      </w:r>
+      <w:r>
+        <w:rPr>
+          <w:rFonts w:ascii="Calibri" w:hAnsi="Calibri" w:cs="Calibri" w:hint="eastAsia"/>
+          <w:szCs w:val="21"/>
+        </w:rPr>
+        <w:t xml:space="preserve"> to run </w:t>
+      </w:r>
+      <w:r>
+        <w:rPr>
+          <w:rFonts w:ascii="Calibri" w:hAnsi="Calibri" w:cs="Calibri"/>
+          <w:szCs w:val="21"/>
+        </w:rPr>
+        <w:t>reproducible</w:t>
+      </w:r>
+      <w:r>
+        <w:rPr>
+          <w:rFonts w:ascii="Calibri" w:hAnsi="Calibri" w:cs="Calibri" w:hint="eastAsia"/>
+          <w:szCs w:val="21"/>
+        </w:rPr>
+        <w:t>, model-driven operational decisions daily.</w:t>
       </w:r>
     </w:p>
     <w:p>
@@ -1737,7 +1830,21 @@
           <w:rFonts w:ascii="Calibri" w:hAnsi="Calibri" w:cs="Calibri"/>
           <w:szCs w:val="21"/>
         </w:rPr>
-        <w:t>Designed and governed analytical datasets for power-market decisions (load, weather, transmission, prices, contract terms); implemented data QA/anomaly detection and audit-friendly definitions to ensure reliable inputs for forecasting and optimization.</w:t>
+        <w:t>Designed and governed analytical datasets for power-market decisions (load, weather, transmission, prices, contract terms</w:t>
+      </w:r>
+      <w:r>
+        <w:rPr>
+          <w:rFonts w:ascii="Calibri" w:hAnsi="Calibri" w:cs="Calibri" w:hint="eastAsia"/>
+          <w:szCs w:val="21"/>
+        </w:rPr>
+        <w:t>, forecasts</w:t>
+      </w:r>
+      <w:r>
+        <w:rPr>
+          <w:rFonts w:ascii="Calibri" w:hAnsi="Calibri" w:cs="Calibri"/>
+          <w:szCs w:val="21"/>
+        </w:rPr>
+        <w:t>); implemented data QA/anomaly detection and audit-friendly definitions to ensure reliable inputs for forecasting and optimization.</w:t>
       </w:r>
     </w:p>
     <w:p>
@@ -1760,7 +1867,21 @@
           <w:rFonts w:ascii="Calibri" w:hAnsi="Calibri" w:cs="Calibri"/>
           <w:szCs w:val="21"/>
         </w:rPr>
-        <w:t>Enabled self-serve access (query → visualization → export) for non-technical stakeholders, reducing one-off analyses and improving decision cycle time.</w:t>
+        <w:t xml:space="preserve">Enabled self-serve </w:t>
+      </w:r>
+      <w:r>
+        <w:rPr>
+          <w:rFonts w:ascii="Calibri" w:hAnsi="Calibri" w:cs="Calibri" w:hint="eastAsia"/>
+          <w:szCs w:val="21"/>
+        </w:rPr>
+        <w:t xml:space="preserve">analytic </w:t>
+      </w:r>
+      <w:r>
+        <w:rPr>
+          <w:rFonts w:ascii="Calibri" w:hAnsi="Calibri" w:cs="Calibri"/>
+          <w:szCs w:val="21"/>
+        </w:rPr>
+        <w:t>access (query → visualization → export) for non-technical stakeholders, reducing one-off analyses and improving decision cycle time.</w:t>
       </w:r>
     </w:p>
     <w:p>
@@ -1777,7 +1898,6 @@
           <w:szCs w:val="21"/>
         </w:rPr>
       </w:pPr>
-      <w:proofErr w:type="spellStart"/>
       <w:r>
         <w:rPr>
           <w:rFonts w:ascii="Calibri" w:hAnsi="Calibri" w:cs="Calibri"/>
@@ -1785,17 +1905,7 @@
           <w:bCs/>
           <w:szCs w:val="21"/>
         </w:rPr>
-        <w:t>Elseware</w:t>
-      </w:r>
-      <w:proofErr w:type="spellEnd"/>
-      <w:r>
-        <w:rPr>
-          <w:rFonts w:ascii="Calibri" w:hAnsi="Calibri" w:cs="Calibri"/>
-          <w:b/>
-          <w:bCs/>
-          <w:szCs w:val="21"/>
-        </w:rPr>
-        <w:t xml:space="preserve"> Capital</w:t>
+        <w:t>Elseware Capital</w:t>
       </w:r>
       <w:r>
         <w:rPr>
@@ -2008,7 +2118,6 @@
           <w:szCs w:val="21"/>
         </w:rPr>
       </w:pPr>
-      <w:proofErr w:type="spellStart"/>
       <w:r>
         <w:rPr>
           <w:rFonts w:ascii="Calibri" w:hAnsi="Calibri" w:cs="Calibri" w:hint="eastAsia"/>
@@ -2016,17 +2125,7 @@
           <w:bCs/>
           <w:szCs w:val="21"/>
         </w:rPr>
-        <w:t>Ecesis</w:t>
-      </w:r>
-      <w:proofErr w:type="spellEnd"/>
-      <w:r>
-        <w:rPr>
-          <w:rFonts w:ascii="Calibri" w:hAnsi="Calibri" w:cs="Calibri" w:hint="eastAsia"/>
-          <w:b/>
-          <w:bCs/>
-          <w:szCs w:val="21"/>
-        </w:rPr>
-        <w:t xml:space="preserve"> Investment</w:t>
+        <w:t>Ecesis Investment</w:t>
       </w:r>
       <w:r>
         <w:rPr>
@@ -8728,10 +8827,6 @@
 </file>
 
 <file path=customXml/item1.xml><?xml version="1.0" encoding="utf-8"?>
-<b:Sources xmlns:b="http://schemas.openxmlformats.org/officeDocument/2006/bibliography" xmlns="http://schemas.openxmlformats.org/officeDocument/2006/bibliography" SelectedStyle="/APA.XSL" StyleName="APA"/>
-</file>
-
-<file path=customXml/item2.xml><?xml version="1.0" encoding="utf-8"?>
 <s:customData xmlns="http://www.wps.cn/officeDocument/2013/wpsCustomData" xmlns:s="http://www.wps.cn/officeDocument/2013/wpsCustomData">
   <customSectProps>
     <customSectPr/>
@@ -8739,18 +8834,22 @@
 </s:customData>
 </file>
 
+<file path=customXml/item2.xml><?xml version="1.0" encoding="utf-8"?>
+<b:Sources xmlns:b="http://schemas.openxmlformats.org/officeDocument/2006/bibliography" xmlns="http://schemas.openxmlformats.org/officeDocument/2006/bibliography" SelectedStyle="/APA.XSL" StyleName="APA"/>
+</file>
+
 <file path=customXml/itemProps1.xml><?xml version="1.0" encoding="utf-8"?>
+<ds:datastoreItem xmlns:ds="http://schemas.openxmlformats.org/officeDocument/2006/customXml" ds:itemID="{B1977F7D-205B-4081-913C-38D41E755F92}">
+  <ds:schemaRefs>
+    <ds:schemaRef ds:uri="http://www.wps.cn/officeDocument/2013/wpsCustomData"/>
+  </ds:schemaRefs>
+</ds:datastoreItem>
+</file>
+
+<file path=customXml/itemProps2.xml><?xml version="1.0" encoding="utf-8"?>
 <ds:datastoreItem xmlns:ds="http://schemas.openxmlformats.org/officeDocument/2006/customXml" ds:itemID="{D8A76CFB-A7C7-45AC-930C-4C41684C2E1F}">
   <ds:schemaRefs>
     <ds:schemaRef ds:uri="http://schemas.openxmlformats.org/officeDocument/2006/bibliography"/>
   </ds:schemaRefs>
 </ds:datastoreItem>
-</file>
-
-<file path=customXml/itemProps2.xml><?xml version="1.0" encoding="utf-8"?>
-<ds:datastoreItem xmlns:ds="http://schemas.openxmlformats.org/officeDocument/2006/customXml" ds:itemID="{B1977F7D-205B-4081-913C-38D41E755F92}">
-  <ds:schemaRefs>
-    <ds:schemaRef ds:uri="http://www.wps.cn/officeDocument/2013/wpsCustomData"/>
-  </ds:schemaRefs>
-</ds:datastoreItem>
 </file>